--- a/documents/fr.docx
+++ b/documents/fr.docx
@@ -4328,6 +4328,2724 @@
     <w:p>
       <w:pPr>
         <w:pStyle w:val="Titre1"/>
+      </w:pPr>
+      <w:r>
+        <w:rPr>
+          <w:b/>
+          <w:bCs/>
+        </w:rPr>
+        <w:lastRenderedPageBreak/>
+        <w:t>Le sélectionneur et l'effectif du Maroc — Coupe du Monde 2026</w:t>
+      </w:r>
+    </w:p>
+    <w:p>
+      <w:pPr>
+        <w:bidi/>
+        <w:spacing w:after="120"/>
+        <w:jc w:val="right"/>
+      </w:pPr>
+      <w:r>
+        <w:rPr>
+          <w:rFonts w:ascii="Traditional Arabic" w:eastAsia="Traditional Arabic" w:hAnsi="Traditional Arabic" w:cs="Traditional Arabic"/>
+          <w:b/>
+          <w:bCs/>
+          <w:sz w:val="26"/>
+          <w:szCs w:val="26"/>
+          <w:rtl/>
+        </w:rPr>
+        <w:t>مدرب المنتخب المغربي وقائمته — كأس العالم 2026</w:t>
+      </w:r>
+    </w:p>
+    <w:p>
+      <w:pPr>
+        <w:spacing w:after="240"/>
+      </w:pPr>
+      <w:r>
+        <w:t>Cette section présente aux élèves les personnes qui incarnent la campagne du Maroc à la Coupe du Monde 2026 : le sélectionneur et les 26 joueurs de la liste finale.</w:t>
+      </w:r>
+    </w:p>
+    <w:p>
+      <w:pPr>
+        <w:pStyle w:val="Titre2"/>
+      </w:pPr>
+      <w:r>
+        <w:rPr>
+          <w:b/>
+          <w:bCs/>
+        </w:rPr>
+        <w:t>Le sélectionneur</w:t>
+      </w:r>
+    </w:p>
+    <w:p>
+      <w:pPr>
+        <w:bidi/>
+        <w:spacing w:after="120"/>
+        <w:jc w:val="right"/>
+      </w:pPr>
+      <w:r>
+        <w:rPr>
+          <w:rFonts w:ascii="Traditional Arabic" w:eastAsia="Traditional Arabic" w:hAnsi="Traditional Arabic" w:cs="Traditional Arabic"/>
+          <w:sz w:val="26"/>
+          <w:szCs w:val="26"/>
+          <w:rtl/>
+        </w:rPr>
+        <w:t>المدرِّب</w:t>
+      </w:r>
+    </w:p>
+    <w:p>
+      <w:pPr>
+        <w:spacing w:after="240"/>
+      </w:pPr>
+      <w:r>
+        <w:t xml:space="preserve">Mohamed </w:t>
+      </w:r>
+      <w:proofErr w:type="spellStart"/>
+      <w:r>
+        <w:t>Ouahbi</w:t>
+      </w:r>
+      <w:proofErr w:type="spellEnd"/>
+      <w:r>
+        <w:t xml:space="preserve"> est le sélectionneur de l'équipe nationale marocaine. Né le 7 septembre 1976 à Schaerbeek, en Belgique, au sein d'une famille marocaine originaire de la région de Nador, il a construit sa carrière d'entraîneur à Anderlecht (2003-2021), où il a formé de jeunes joueurs, dont Youri </w:t>
+      </w:r>
+      <w:proofErr w:type="spellStart"/>
+      <w:r>
+        <w:t>Tielemans</w:t>
+      </w:r>
+      <w:proofErr w:type="spellEnd"/>
+      <w:r>
+        <w:t xml:space="preserve"> et Adnan </w:t>
+      </w:r>
+      <w:proofErr w:type="spellStart"/>
+      <w:r>
+        <w:t>Januzaj</w:t>
+      </w:r>
+      <w:proofErr w:type="spellEnd"/>
+      <w:r>
+        <w:t xml:space="preserve">. Il a dirigé l'équipe du Maroc des moins de 20 ans à partir de 2022, remportant la Coupe du Monde U-20 de la FIFA 2025 au Chili grâce à une victoire 2-0 en finale contre l'Argentine. En mars 2026, il a été nommé sélectionneur de l'équipe nationale A, succédant à Walid </w:t>
+      </w:r>
+      <w:proofErr w:type="spellStart"/>
+      <w:r>
+        <w:t>Regragui</w:t>
+      </w:r>
+      <w:proofErr w:type="spellEnd"/>
+      <w:r>
+        <w:t>, qui avait mené le Maroc à la demi-finale historique de la Coupe du Monde 2022.</w:t>
+      </w:r>
+    </w:p>
+    <w:p>
+      <w:pPr>
+        <w:pStyle w:val="Titre2"/>
+      </w:pPr>
+      <w:r>
+        <w:rPr>
+          <w:b/>
+          <w:bCs/>
+        </w:rPr>
+        <w:t>Points clés pour les apprenants d'arabe</w:t>
+      </w:r>
+    </w:p>
+    <w:p>
+      <w:pPr>
+        <w:pStyle w:val="Paragraphedeliste"/>
+        <w:numPr>
+          <w:ilvl w:val="0"/>
+          <w:numId w:val="2"/>
+        </w:numPr>
+      </w:pPr>
+      <w:r>
+        <w:t xml:space="preserve">Le Maroc est surnommé « les Lions de l'Atlas » — </w:t>
+      </w:r>
+      <w:proofErr w:type="spellStart"/>
+      <w:r>
+        <w:t>أُسود</w:t>
+      </w:r>
+      <w:proofErr w:type="spellEnd"/>
+      <w:r>
+        <w:t xml:space="preserve"> </w:t>
+      </w:r>
+      <w:proofErr w:type="spellStart"/>
+      <w:r>
+        <w:t>الأطلس</w:t>
+      </w:r>
+      <w:proofErr w:type="spellEnd"/>
+      <w:r>
+        <w:t xml:space="preserve"> — en référence aux montagnes de l'Atlas.</w:t>
+      </w:r>
+    </w:p>
+    <w:p>
+      <w:pPr>
+        <w:pStyle w:val="Paragraphedeliste"/>
+        <w:numPr>
+          <w:ilvl w:val="0"/>
+          <w:numId w:val="2"/>
+        </w:numPr>
+      </w:pPr>
+      <w:r>
+        <w:t xml:space="preserve">Le capitaine de l'équipe est Achraf </w:t>
+      </w:r>
+      <w:proofErr w:type="spellStart"/>
+      <w:r>
+        <w:t>Hakimi</w:t>
+      </w:r>
+      <w:proofErr w:type="spellEnd"/>
+      <w:r>
+        <w:t xml:space="preserve"> (</w:t>
+      </w:r>
+      <w:proofErr w:type="spellStart"/>
+      <w:r>
+        <w:t>أشرف</w:t>
+      </w:r>
+      <w:proofErr w:type="spellEnd"/>
+      <w:r>
+        <w:t xml:space="preserve"> </w:t>
+      </w:r>
+      <w:proofErr w:type="spellStart"/>
+      <w:r>
+        <w:t>حكيمي</w:t>
+      </w:r>
+      <w:proofErr w:type="spellEnd"/>
+      <w:r>
+        <w:t>), qui joue au Paris Saint-Germain.</w:t>
+      </w:r>
+    </w:p>
+    <w:p>
+      <w:pPr>
+        <w:pStyle w:val="Paragraphedeliste"/>
+        <w:numPr>
+          <w:ilvl w:val="0"/>
+          <w:numId w:val="2"/>
+        </w:numPr>
+      </w:pPr>
+      <w:r>
+        <w:t>Plusieurs vétérans de la demi-finale de 2022 restent présents dans l'effectif, dont le gardien Yassine Bounou (</w:t>
+      </w:r>
+      <w:proofErr w:type="spellStart"/>
+      <w:r>
+        <w:t>يسين</w:t>
+      </w:r>
+      <w:proofErr w:type="spellEnd"/>
+      <w:r>
+        <w:t xml:space="preserve"> </w:t>
+      </w:r>
+      <w:proofErr w:type="spellStart"/>
+      <w:r>
+        <w:t>بونو</w:t>
+      </w:r>
+      <w:proofErr w:type="spellEnd"/>
+      <w:r>
+        <w:t xml:space="preserve">) et le milieu de terrain </w:t>
+      </w:r>
+      <w:proofErr w:type="spellStart"/>
+      <w:r>
+        <w:t>Sofyan</w:t>
+      </w:r>
+      <w:proofErr w:type="spellEnd"/>
+      <w:r>
+        <w:t xml:space="preserve"> </w:t>
+      </w:r>
+      <w:proofErr w:type="spellStart"/>
+      <w:r>
+        <w:t>Amrabat</w:t>
+      </w:r>
+      <w:proofErr w:type="spellEnd"/>
+      <w:r>
+        <w:t xml:space="preserve"> (</w:t>
+      </w:r>
+      <w:proofErr w:type="spellStart"/>
+      <w:r>
+        <w:t>سفيان</w:t>
+      </w:r>
+      <w:proofErr w:type="spellEnd"/>
+      <w:r>
+        <w:t xml:space="preserve"> </w:t>
+      </w:r>
+      <w:proofErr w:type="spellStart"/>
+      <w:r>
+        <w:t>أمرابط</w:t>
+      </w:r>
+      <w:proofErr w:type="spellEnd"/>
+      <w:r>
+        <w:t>).</w:t>
+      </w:r>
+    </w:p>
+    <w:p>
+      <w:pPr>
+        <w:pStyle w:val="Paragraphedeliste"/>
+        <w:numPr>
+          <w:ilvl w:val="0"/>
+          <w:numId w:val="2"/>
+        </w:numPr>
+      </w:pPr>
+      <w:r>
+        <w:t>La plupart des joueurs évoluent dans des clubs européens (France, Angleterre, Espagne, Allemagne, Pays-Bas, Belgique, Italie) — une bonne occasion de réviser les noms de pays et les nationalités en arabe.</w:t>
+      </w:r>
+    </w:p>
+    <w:p>
+      <w:pPr>
+        <w:pStyle w:val="Paragraphedeliste"/>
+        <w:numPr>
+          <w:ilvl w:val="0"/>
+          <w:numId w:val="2"/>
+        </w:numPr>
+      </w:pPr>
+      <w:r>
+        <w:t xml:space="preserve">Deux changements de dernière minute ont eu lieu dans l'effectif peu avant le tournoi : le défenseur Marwane </w:t>
+      </w:r>
+      <w:proofErr w:type="spellStart"/>
+      <w:r>
+        <w:t>Saâdane</w:t>
+      </w:r>
+      <w:proofErr w:type="spellEnd"/>
+      <w:r>
+        <w:t xml:space="preserve"> a remplacé Nayef </w:t>
+      </w:r>
+      <w:proofErr w:type="spellStart"/>
+      <w:r>
+        <w:t>Aguerd</w:t>
+      </w:r>
+      <w:proofErr w:type="spellEnd"/>
+      <w:r>
+        <w:t xml:space="preserve">, blessé, et l'attaquant Amine </w:t>
+      </w:r>
+      <w:proofErr w:type="spellStart"/>
+      <w:r>
+        <w:t>Sbaï</w:t>
+      </w:r>
+      <w:proofErr w:type="spellEnd"/>
+      <w:r>
+        <w:t xml:space="preserve"> a remplacé Abdessamad </w:t>
+      </w:r>
+      <w:proofErr w:type="spellStart"/>
+      <w:r>
+        <w:t>Ezzalzouli</w:t>
+      </w:r>
+      <w:proofErr w:type="spellEnd"/>
+      <w:r>
+        <w:t>, blessé. Le tableau ci-dessous présente l'effectif final des 26 joueurs du Maroc. El Mehdi Al Harrar a également été désigné gardien de but remplaçant.</w:t>
+      </w:r>
+    </w:p>
+    <w:p>
+      <w:pPr>
+        <w:pStyle w:val="Titre2"/>
+        <w:spacing w:before="240"/>
+      </w:pPr>
+      <w:r>
+        <w:rPr>
+          <w:b/>
+          <w:bCs/>
+        </w:rPr>
+        <w:t>Vocabulaire</w:t>
+      </w:r>
+    </w:p>
+    <w:tbl>
+      <w:tblPr>
+        <w:tblW w:w="9000" w:type="dxa"/>
+        <w:tblBorders>
+          <w:top w:val="single" w:sz="4" w:space="0" w:color="auto"/>
+          <w:left w:val="single" w:sz="4" w:space="0" w:color="auto"/>
+          <w:bottom w:val="single" w:sz="4" w:space="0" w:color="auto"/>
+          <w:right w:val="single" w:sz="4" w:space="0" w:color="auto"/>
+          <w:insideH w:val="single" w:sz="4" w:space="0" w:color="auto"/>
+          <w:insideV w:val="single" w:sz="4" w:space="0" w:color="auto"/>
+        </w:tblBorders>
+        <w:tblCellMar>
+          <w:left w:w="10" w:type="dxa"/>
+          <w:right w:w="10" w:type="dxa"/>
+        </w:tblCellMar>
+        <w:tblLook w:val="0000" w:firstRow="0" w:lastRow="0" w:firstColumn="0" w:lastColumn="0" w:noHBand="0" w:noVBand="0"/>
+      </w:tblPr>
+      <w:tblGrid>
+        <w:gridCol w:w="4500"/>
+        <w:gridCol w:w="4500"/>
+      </w:tblGrid>
+      <w:tr>
+        <w:tblPrEx>
+          <w:tblCellMar>
+            <w:top w:w="0" w:type="dxa"/>
+            <w:bottom w:w="0" w:type="dxa"/>
+          </w:tblCellMar>
+        </w:tblPrEx>
+        <w:tc>
+          <w:tcPr>
+            <w:tcW w:w="4500" w:type="dxa"/>
+            <w:shd w:val="clear" w:color="auto" w:fill="EFEFEF"/>
+            <w:vAlign w:val="center"/>
+          </w:tcPr>
+          <w:p>
+            <w:r>
+              <w:rPr>
+                <w:b/>
+                <w:bCs/>
+              </w:rPr>
+              <w:t>Français</w:t>
+            </w:r>
+          </w:p>
+        </w:tc>
+        <w:tc>
+          <w:tcPr>
+            <w:tcW w:w="4500" w:type="dxa"/>
+            <w:shd w:val="clear" w:color="auto" w:fill="EFEFEF"/>
+            <w:vAlign w:val="center"/>
+          </w:tcPr>
+          <w:p>
+            <w:r>
+              <w:rPr>
+                <w:b/>
+                <w:bCs/>
+              </w:rPr>
+              <w:t>Arabe</w:t>
+            </w:r>
+          </w:p>
+        </w:tc>
+      </w:tr>
+      <w:tr>
+        <w:tblPrEx>
+          <w:tblCellMar>
+            <w:top w:w="0" w:type="dxa"/>
+            <w:bottom w:w="0" w:type="dxa"/>
+          </w:tblCellMar>
+        </w:tblPrEx>
+        <w:tc>
+          <w:tcPr>
+            <w:tcW w:w="4500" w:type="dxa"/>
+            <w:vAlign w:val="center"/>
+          </w:tcPr>
+          <w:p>
+            <w:r>
+              <w:t>Entraîneur / sélectionneur</w:t>
+            </w:r>
+          </w:p>
+        </w:tc>
+        <w:tc>
+          <w:tcPr>
+            <w:tcW w:w="4500" w:type="dxa"/>
+            <w:vAlign w:val="center"/>
+          </w:tcPr>
+          <w:p>
+            <w:pPr>
+              <w:bidi/>
+              <w:jc w:val="right"/>
+            </w:pPr>
+            <w:r>
+              <w:rPr>
+                <w:rFonts w:ascii="Traditional Arabic" w:eastAsia="Traditional Arabic" w:hAnsi="Traditional Arabic" w:cs="Traditional Arabic"/>
+                <w:sz w:val="26"/>
+                <w:szCs w:val="26"/>
+                <w:rtl/>
+              </w:rPr>
+              <w:t>مدرِّب</w:t>
+            </w:r>
+          </w:p>
+        </w:tc>
+      </w:tr>
+      <w:tr>
+        <w:tblPrEx>
+          <w:tblCellMar>
+            <w:top w:w="0" w:type="dxa"/>
+            <w:bottom w:w="0" w:type="dxa"/>
+          </w:tblCellMar>
+        </w:tblPrEx>
+        <w:tc>
+          <w:tcPr>
+            <w:tcW w:w="4500" w:type="dxa"/>
+            <w:vAlign w:val="center"/>
+          </w:tcPr>
+          <w:p>
+            <w:r>
+              <w:t>Effectif / liste du sélectionneur national</w:t>
+            </w:r>
+          </w:p>
+        </w:tc>
+        <w:tc>
+          <w:tcPr>
+            <w:tcW w:w="4500" w:type="dxa"/>
+            <w:vAlign w:val="center"/>
+          </w:tcPr>
+          <w:p>
+            <w:pPr>
+              <w:bidi/>
+              <w:jc w:val="right"/>
+            </w:pPr>
+            <w:r>
+              <w:rPr>
+                <w:rFonts w:ascii="Traditional Arabic" w:eastAsia="Traditional Arabic" w:hAnsi="Traditional Arabic" w:cs="Traditional Arabic"/>
+                <w:sz w:val="26"/>
+                <w:szCs w:val="26"/>
+                <w:rtl/>
+              </w:rPr>
+              <w:t>قائمة المنتخب</w:t>
+            </w:r>
+          </w:p>
+        </w:tc>
+      </w:tr>
+      <w:tr>
+        <w:tblPrEx>
+          <w:tblCellMar>
+            <w:top w:w="0" w:type="dxa"/>
+            <w:bottom w:w="0" w:type="dxa"/>
+          </w:tblCellMar>
+        </w:tblPrEx>
+        <w:tc>
+          <w:tcPr>
+            <w:tcW w:w="4500" w:type="dxa"/>
+            <w:vAlign w:val="center"/>
+          </w:tcPr>
+          <w:p>
+            <w:r>
+              <w:t>Capitaine (de l'équipe)</w:t>
+            </w:r>
+          </w:p>
+        </w:tc>
+        <w:tc>
+          <w:tcPr>
+            <w:tcW w:w="4500" w:type="dxa"/>
+            <w:vAlign w:val="center"/>
+          </w:tcPr>
+          <w:p>
+            <w:pPr>
+              <w:bidi/>
+              <w:jc w:val="right"/>
+            </w:pPr>
+            <w:r>
+              <w:rPr>
+                <w:rFonts w:ascii="Traditional Arabic" w:eastAsia="Traditional Arabic" w:hAnsi="Traditional Arabic" w:cs="Traditional Arabic"/>
+                <w:sz w:val="26"/>
+                <w:szCs w:val="26"/>
+                <w:rtl/>
+              </w:rPr>
+              <w:t>قائد الفريق</w:t>
+            </w:r>
+          </w:p>
+        </w:tc>
+      </w:tr>
+      <w:tr>
+        <w:tblPrEx>
+          <w:tblCellMar>
+            <w:top w:w="0" w:type="dxa"/>
+            <w:bottom w:w="0" w:type="dxa"/>
+          </w:tblCellMar>
+        </w:tblPrEx>
+        <w:tc>
+          <w:tcPr>
+            <w:tcW w:w="4500" w:type="dxa"/>
+            <w:vAlign w:val="center"/>
+          </w:tcPr>
+          <w:p>
+            <w:r>
+              <w:t>Gardien de but</w:t>
+            </w:r>
+          </w:p>
+        </w:tc>
+        <w:tc>
+          <w:tcPr>
+            <w:tcW w:w="4500" w:type="dxa"/>
+            <w:vAlign w:val="center"/>
+          </w:tcPr>
+          <w:p>
+            <w:pPr>
+              <w:bidi/>
+              <w:jc w:val="right"/>
+            </w:pPr>
+            <w:r>
+              <w:rPr>
+                <w:rFonts w:ascii="Traditional Arabic" w:eastAsia="Traditional Arabic" w:hAnsi="Traditional Arabic" w:cs="Traditional Arabic"/>
+                <w:sz w:val="26"/>
+                <w:szCs w:val="26"/>
+                <w:rtl/>
+              </w:rPr>
+              <w:t>حارس مرمى</w:t>
+            </w:r>
+          </w:p>
+        </w:tc>
+      </w:tr>
+      <w:tr>
+        <w:tblPrEx>
+          <w:tblCellMar>
+            <w:top w:w="0" w:type="dxa"/>
+            <w:bottom w:w="0" w:type="dxa"/>
+          </w:tblCellMar>
+        </w:tblPrEx>
+        <w:tc>
+          <w:tcPr>
+            <w:tcW w:w="4500" w:type="dxa"/>
+            <w:vAlign w:val="center"/>
+          </w:tcPr>
+          <w:p>
+            <w:r>
+              <w:t>Défenseur</w:t>
+            </w:r>
+          </w:p>
+        </w:tc>
+        <w:tc>
+          <w:tcPr>
+            <w:tcW w:w="4500" w:type="dxa"/>
+            <w:vAlign w:val="center"/>
+          </w:tcPr>
+          <w:p>
+            <w:pPr>
+              <w:bidi/>
+              <w:jc w:val="right"/>
+            </w:pPr>
+            <w:r>
+              <w:rPr>
+                <w:rFonts w:ascii="Traditional Arabic" w:eastAsia="Traditional Arabic" w:hAnsi="Traditional Arabic" w:cs="Traditional Arabic"/>
+                <w:sz w:val="26"/>
+                <w:szCs w:val="26"/>
+                <w:rtl/>
+              </w:rPr>
+              <w:t>مدافع</w:t>
+            </w:r>
+          </w:p>
+        </w:tc>
+      </w:tr>
+      <w:tr>
+        <w:tblPrEx>
+          <w:tblCellMar>
+            <w:top w:w="0" w:type="dxa"/>
+            <w:bottom w:w="0" w:type="dxa"/>
+          </w:tblCellMar>
+        </w:tblPrEx>
+        <w:tc>
+          <w:tcPr>
+            <w:tcW w:w="4500" w:type="dxa"/>
+            <w:vAlign w:val="center"/>
+          </w:tcPr>
+          <w:p>
+            <w:r>
+              <w:t>Milieu de terrain</w:t>
+            </w:r>
+          </w:p>
+        </w:tc>
+        <w:tc>
+          <w:tcPr>
+            <w:tcW w:w="4500" w:type="dxa"/>
+            <w:vAlign w:val="center"/>
+          </w:tcPr>
+          <w:p>
+            <w:pPr>
+              <w:bidi/>
+              <w:jc w:val="right"/>
+            </w:pPr>
+            <w:r>
+              <w:rPr>
+                <w:rFonts w:ascii="Traditional Arabic" w:eastAsia="Traditional Arabic" w:hAnsi="Traditional Arabic" w:cs="Traditional Arabic"/>
+                <w:sz w:val="26"/>
+                <w:szCs w:val="26"/>
+                <w:rtl/>
+              </w:rPr>
+              <w:t>لاعب وسط</w:t>
+            </w:r>
+          </w:p>
+        </w:tc>
+      </w:tr>
+      <w:tr>
+        <w:tblPrEx>
+          <w:tblCellMar>
+            <w:top w:w="0" w:type="dxa"/>
+            <w:bottom w:w="0" w:type="dxa"/>
+          </w:tblCellMar>
+        </w:tblPrEx>
+        <w:tc>
+          <w:tcPr>
+            <w:tcW w:w="4500" w:type="dxa"/>
+            <w:vAlign w:val="center"/>
+          </w:tcPr>
+          <w:p>
+            <w:r>
+              <w:t>Attaquant</w:t>
+            </w:r>
+          </w:p>
+        </w:tc>
+        <w:tc>
+          <w:tcPr>
+            <w:tcW w:w="4500" w:type="dxa"/>
+            <w:vAlign w:val="center"/>
+          </w:tcPr>
+          <w:p>
+            <w:pPr>
+              <w:bidi/>
+              <w:jc w:val="right"/>
+            </w:pPr>
+            <w:r>
+              <w:rPr>
+                <w:rFonts w:ascii="Traditional Arabic" w:eastAsia="Traditional Arabic" w:hAnsi="Traditional Arabic" w:cs="Traditional Arabic"/>
+                <w:sz w:val="26"/>
+                <w:szCs w:val="26"/>
+                <w:rtl/>
+              </w:rPr>
+              <w:t>مهاجم</w:t>
+            </w:r>
+          </w:p>
+        </w:tc>
+      </w:tr>
+      <w:tr>
+        <w:tblPrEx>
+          <w:tblCellMar>
+            <w:top w:w="0" w:type="dxa"/>
+            <w:bottom w:w="0" w:type="dxa"/>
+          </w:tblCellMar>
+        </w:tblPrEx>
+        <w:tc>
+          <w:tcPr>
+            <w:tcW w:w="4500" w:type="dxa"/>
+            <w:vAlign w:val="center"/>
+          </w:tcPr>
+          <w:p>
+            <w:r>
+              <w:t>Remplaçant (joueur)</w:t>
+            </w:r>
+          </w:p>
+        </w:tc>
+        <w:tc>
+          <w:tcPr>
+            <w:tcW w:w="4500" w:type="dxa"/>
+            <w:vAlign w:val="center"/>
+          </w:tcPr>
+          <w:p>
+            <w:pPr>
+              <w:bidi/>
+              <w:jc w:val="right"/>
+            </w:pPr>
+            <w:r>
+              <w:rPr>
+                <w:rFonts w:ascii="Traditional Arabic" w:eastAsia="Traditional Arabic" w:hAnsi="Traditional Arabic" w:cs="Traditional Arabic"/>
+                <w:sz w:val="26"/>
+                <w:szCs w:val="26"/>
+                <w:rtl/>
+              </w:rPr>
+              <w:t>لاعب بديل</w:t>
+            </w:r>
+          </w:p>
+        </w:tc>
+      </w:tr>
+      <w:tr>
+        <w:tblPrEx>
+          <w:tblCellMar>
+            <w:top w:w="0" w:type="dxa"/>
+            <w:bottom w:w="0" w:type="dxa"/>
+          </w:tblCellMar>
+        </w:tblPrEx>
+        <w:tc>
+          <w:tcPr>
+            <w:tcW w:w="4500" w:type="dxa"/>
+            <w:vAlign w:val="center"/>
+          </w:tcPr>
+          <w:p>
+            <w:r>
+              <w:t>Numéro de maillot</w:t>
+            </w:r>
+          </w:p>
+        </w:tc>
+        <w:tc>
+          <w:tcPr>
+            <w:tcW w:w="4500" w:type="dxa"/>
+            <w:vAlign w:val="center"/>
+          </w:tcPr>
+          <w:p>
+            <w:pPr>
+              <w:bidi/>
+              <w:jc w:val="right"/>
+            </w:pPr>
+            <w:r>
+              <w:rPr>
+                <w:rFonts w:ascii="Traditional Arabic" w:eastAsia="Traditional Arabic" w:hAnsi="Traditional Arabic" w:cs="Traditional Arabic"/>
+                <w:sz w:val="26"/>
+                <w:szCs w:val="26"/>
+                <w:rtl/>
+              </w:rPr>
+              <w:t>رقم القميص</w:t>
+            </w:r>
+          </w:p>
+        </w:tc>
+      </w:tr>
+      <w:tr>
+        <w:tblPrEx>
+          <w:tblCellMar>
+            <w:top w:w="0" w:type="dxa"/>
+            <w:bottom w:w="0" w:type="dxa"/>
+          </w:tblCellMar>
+        </w:tblPrEx>
+        <w:tc>
+          <w:tcPr>
+            <w:tcW w:w="4500" w:type="dxa"/>
+            <w:vAlign w:val="center"/>
+          </w:tcPr>
+          <w:p>
+            <w:r>
+              <w:t>Club (équipe pour laquelle joue un joueur)</w:t>
+            </w:r>
+          </w:p>
+        </w:tc>
+        <w:tc>
+          <w:tcPr>
+            <w:tcW w:w="4500" w:type="dxa"/>
+            <w:vAlign w:val="center"/>
+          </w:tcPr>
+          <w:p>
+            <w:pPr>
+              <w:bidi/>
+              <w:jc w:val="right"/>
+            </w:pPr>
+            <w:r>
+              <w:rPr>
+                <w:rFonts w:ascii="Traditional Arabic" w:eastAsia="Traditional Arabic" w:hAnsi="Traditional Arabic" w:cs="Traditional Arabic"/>
+                <w:sz w:val="26"/>
+                <w:szCs w:val="26"/>
+                <w:rtl/>
+              </w:rPr>
+              <w:t>نادٍ</w:t>
+            </w:r>
+          </w:p>
+        </w:tc>
+      </w:tr>
+    </w:tbl>
+    <w:p>
+      <w:pPr>
+        <w:pStyle w:val="Titre2"/>
+        <w:spacing w:before="240"/>
+      </w:pPr>
+      <w:r>
+        <w:rPr>
+          <w:b/>
+          <w:bCs/>
+        </w:rPr>
+        <w:t>Effectif final des 26 joueurs du Maroc</w:t>
+      </w:r>
+    </w:p>
+    <w:p>
+      <w:pPr>
+        <w:spacing w:after="160"/>
+      </w:pPr>
+      <w:r>
+        <w:rPr>
+          <w:i/>
+          <w:iCs/>
+          <w:sz w:val="20"/>
+          <w:szCs w:val="20"/>
+        </w:rPr>
+        <w:lastRenderedPageBreak/>
+        <w:t>Utilisez ce tableau pour une activité d'association ou de classification : les élèves peuvent trier les joueurs par poste ou par pays du club.</w:t>
+      </w:r>
+    </w:p>
+    <w:tbl>
+      <w:tblPr>
+        <w:tblW w:w="9000" w:type="dxa"/>
+        <w:tblBorders>
+          <w:top w:val="single" w:sz="4" w:space="0" w:color="auto"/>
+          <w:left w:val="single" w:sz="4" w:space="0" w:color="auto"/>
+          <w:bottom w:val="single" w:sz="4" w:space="0" w:color="auto"/>
+          <w:right w:val="single" w:sz="4" w:space="0" w:color="auto"/>
+          <w:insideH w:val="single" w:sz="4" w:space="0" w:color="auto"/>
+          <w:insideV w:val="single" w:sz="4" w:space="0" w:color="auto"/>
+        </w:tblBorders>
+        <w:tblCellMar>
+          <w:left w:w="10" w:type="dxa"/>
+          <w:right w:w="10" w:type="dxa"/>
+        </w:tblCellMar>
+        <w:tblLook w:val="0000" w:firstRow="0" w:lastRow="0" w:firstColumn="0" w:lastColumn="0" w:noHBand="0" w:noVBand="0"/>
+      </w:tblPr>
+      <w:tblGrid>
+        <w:gridCol w:w="3000"/>
+        <w:gridCol w:w="1600"/>
+        <w:gridCol w:w="1900"/>
+        <w:gridCol w:w="2500"/>
+      </w:tblGrid>
+      <w:tr>
+        <w:tblPrEx>
+          <w:tblCellMar>
+            <w:top w:w="0" w:type="dxa"/>
+            <w:bottom w:w="0" w:type="dxa"/>
+          </w:tblCellMar>
+        </w:tblPrEx>
+        <w:trPr>
+          <w:tblHeader/>
+        </w:trPr>
+        <w:tc>
+          <w:tcPr>
+            <w:tcW w:w="3000" w:type="dxa"/>
+            <w:shd w:val="clear" w:color="auto" w:fill="EFEFEF"/>
+            <w:vAlign w:val="center"/>
+          </w:tcPr>
+          <w:p>
+            <w:r>
+              <w:rPr>
+                <w:b/>
+                <w:bCs/>
+              </w:rPr>
+              <w:t>Joueur</w:t>
+            </w:r>
+          </w:p>
+        </w:tc>
+        <w:tc>
+          <w:tcPr>
+            <w:tcW w:w="1600" w:type="dxa"/>
+            <w:shd w:val="clear" w:color="auto" w:fill="EFEFEF"/>
+            <w:vAlign w:val="center"/>
+          </w:tcPr>
+          <w:p>
+            <w:r>
+              <w:rPr>
+                <w:b/>
+                <w:bCs/>
+              </w:rPr>
+              <w:t>Poste</w:t>
+            </w:r>
+          </w:p>
+        </w:tc>
+        <w:tc>
+          <w:tcPr>
+            <w:tcW w:w="1900" w:type="dxa"/>
+            <w:shd w:val="clear" w:color="auto" w:fill="EFEFEF"/>
+            <w:vAlign w:val="center"/>
+          </w:tcPr>
+          <w:p>
+            <w:proofErr w:type="spellStart"/>
+            <w:proofErr w:type="gramStart"/>
+            <w:r>
+              <w:rPr>
+                <w:b/>
+                <w:bCs/>
+              </w:rPr>
+              <w:t>الموقع</w:t>
+            </w:r>
+            <w:proofErr w:type="spellEnd"/>
+            <w:proofErr w:type="gramEnd"/>
+            <w:r>
+              <w:rPr>
+                <w:b/>
+                <w:bCs/>
+              </w:rPr>
+              <w:t xml:space="preserve"> (Arabe)</w:t>
+            </w:r>
+          </w:p>
+        </w:tc>
+        <w:tc>
+          <w:tcPr>
+            <w:tcW w:w="2500" w:type="dxa"/>
+            <w:shd w:val="clear" w:color="auto" w:fill="EFEFEF"/>
+            <w:vAlign w:val="center"/>
+          </w:tcPr>
+          <w:p>
+            <w:r>
+              <w:rPr>
+                <w:b/>
+                <w:bCs/>
+              </w:rPr>
+              <w:t>Club</w:t>
+            </w:r>
+          </w:p>
+        </w:tc>
+      </w:tr>
+      <w:tr>
+        <w:tblPrEx>
+          <w:tblCellMar>
+            <w:top w:w="0" w:type="dxa"/>
+            <w:bottom w:w="0" w:type="dxa"/>
+          </w:tblCellMar>
+        </w:tblPrEx>
+        <w:tc>
+          <w:tcPr>
+            <w:tcW w:w="3000" w:type="dxa"/>
+            <w:vAlign w:val="center"/>
+          </w:tcPr>
+          <w:p>
+            <w:r>
+              <w:t>Yassine Bounou (« Bono »)</w:t>
+            </w:r>
+          </w:p>
+        </w:tc>
+        <w:tc>
+          <w:tcPr>
+            <w:tcW w:w="1600" w:type="dxa"/>
+            <w:vAlign w:val="center"/>
+          </w:tcPr>
+          <w:p>
+            <w:r>
+              <w:t>Gardien de but</w:t>
+            </w:r>
+          </w:p>
+        </w:tc>
+        <w:tc>
+          <w:tcPr>
+            <w:tcW w:w="1900" w:type="dxa"/>
+            <w:vAlign w:val="center"/>
+          </w:tcPr>
+          <w:p>
+            <w:pPr>
+              <w:bidi/>
+              <w:jc w:val="right"/>
+            </w:pPr>
+            <w:r>
+              <w:rPr>
+                <w:rFonts w:ascii="Traditional Arabic" w:eastAsia="Traditional Arabic" w:hAnsi="Traditional Arabic" w:cs="Traditional Arabic"/>
+                <w:sz w:val="26"/>
+                <w:szCs w:val="26"/>
+                <w:rtl/>
+              </w:rPr>
+              <w:t>حارس مرمى</w:t>
+            </w:r>
+          </w:p>
+        </w:tc>
+        <w:tc>
+          <w:tcPr>
+            <w:tcW w:w="2500" w:type="dxa"/>
+            <w:vAlign w:val="center"/>
+          </w:tcPr>
+          <w:p>
+            <w:r>
+              <w:t>Al-Hilal (Arabie saoudite)</w:t>
+            </w:r>
+          </w:p>
+        </w:tc>
+      </w:tr>
+      <w:tr>
+        <w:tblPrEx>
+          <w:tblCellMar>
+            <w:top w:w="0" w:type="dxa"/>
+            <w:bottom w:w="0" w:type="dxa"/>
+          </w:tblCellMar>
+        </w:tblPrEx>
+        <w:tc>
+          <w:tcPr>
+            <w:tcW w:w="3000" w:type="dxa"/>
+            <w:vAlign w:val="center"/>
+          </w:tcPr>
+          <w:p>
+            <w:r>
+              <w:t xml:space="preserve">Munir </w:t>
+            </w:r>
+            <w:proofErr w:type="spellStart"/>
+            <w:r>
+              <w:t>Mohamedi</w:t>
+            </w:r>
+            <w:proofErr w:type="spellEnd"/>
+            <w:r>
+              <w:t xml:space="preserve"> (El </w:t>
+            </w:r>
+            <w:proofErr w:type="spellStart"/>
+            <w:r>
+              <w:t>Kajoui</w:t>
+            </w:r>
+            <w:proofErr w:type="spellEnd"/>
+            <w:r>
+              <w:t>)</w:t>
+            </w:r>
+          </w:p>
+        </w:tc>
+        <w:tc>
+          <w:tcPr>
+            <w:tcW w:w="1600" w:type="dxa"/>
+            <w:vAlign w:val="center"/>
+          </w:tcPr>
+          <w:p>
+            <w:r>
+              <w:t>Gardien de but</w:t>
+            </w:r>
+          </w:p>
+        </w:tc>
+        <w:tc>
+          <w:tcPr>
+            <w:tcW w:w="1900" w:type="dxa"/>
+            <w:vAlign w:val="center"/>
+          </w:tcPr>
+          <w:p>
+            <w:pPr>
+              <w:bidi/>
+              <w:jc w:val="right"/>
+            </w:pPr>
+            <w:r>
+              <w:rPr>
+                <w:rFonts w:ascii="Traditional Arabic" w:eastAsia="Traditional Arabic" w:hAnsi="Traditional Arabic" w:cs="Traditional Arabic"/>
+                <w:sz w:val="26"/>
+                <w:szCs w:val="26"/>
+                <w:rtl/>
+              </w:rPr>
+              <w:t>حارس مرمى</w:t>
+            </w:r>
+          </w:p>
+        </w:tc>
+        <w:tc>
+          <w:tcPr>
+            <w:tcW w:w="2500" w:type="dxa"/>
+            <w:vAlign w:val="center"/>
+          </w:tcPr>
+          <w:p>
+            <w:r>
+              <w:t>RS Berkane (Maroc)</w:t>
+            </w:r>
+          </w:p>
+        </w:tc>
+      </w:tr>
+      <w:tr>
+        <w:tblPrEx>
+          <w:tblCellMar>
+            <w:top w:w="0" w:type="dxa"/>
+            <w:bottom w:w="0" w:type="dxa"/>
+          </w:tblCellMar>
+        </w:tblPrEx>
+        <w:tc>
+          <w:tcPr>
+            <w:tcW w:w="3000" w:type="dxa"/>
+            <w:vAlign w:val="center"/>
+          </w:tcPr>
+          <w:p>
+            <w:r>
+              <w:t xml:space="preserve">Ahmed Reda </w:t>
+            </w:r>
+            <w:proofErr w:type="spellStart"/>
+            <w:r>
+              <w:t>Tagnaouti</w:t>
+            </w:r>
+            <w:proofErr w:type="spellEnd"/>
+          </w:p>
+        </w:tc>
+        <w:tc>
+          <w:tcPr>
+            <w:tcW w:w="1600" w:type="dxa"/>
+            <w:vAlign w:val="center"/>
+          </w:tcPr>
+          <w:p>
+            <w:r>
+              <w:t>Gardien de but</w:t>
+            </w:r>
+          </w:p>
+        </w:tc>
+        <w:tc>
+          <w:tcPr>
+            <w:tcW w:w="1900" w:type="dxa"/>
+            <w:vAlign w:val="center"/>
+          </w:tcPr>
+          <w:p>
+            <w:pPr>
+              <w:bidi/>
+              <w:jc w:val="right"/>
+            </w:pPr>
+            <w:r>
+              <w:rPr>
+                <w:rFonts w:ascii="Traditional Arabic" w:eastAsia="Traditional Arabic" w:hAnsi="Traditional Arabic" w:cs="Traditional Arabic"/>
+                <w:sz w:val="26"/>
+                <w:szCs w:val="26"/>
+                <w:rtl/>
+              </w:rPr>
+              <w:t>حارس مرمى</w:t>
+            </w:r>
+          </w:p>
+        </w:tc>
+        <w:tc>
+          <w:tcPr>
+            <w:tcW w:w="2500" w:type="dxa"/>
+            <w:vAlign w:val="center"/>
+          </w:tcPr>
+          <w:p>
+            <w:r>
+              <w:t>AS FAR (Maroc)</w:t>
+            </w:r>
+          </w:p>
+        </w:tc>
+      </w:tr>
+      <w:tr>
+        <w:tblPrEx>
+          <w:tblCellMar>
+            <w:top w:w="0" w:type="dxa"/>
+            <w:bottom w:w="0" w:type="dxa"/>
+          </w:tblCellMar>
+        </w:tblPrEx>
+        <w:tc>
+          <w:tcPr>
+            <w:tcW w:w="3000" w:type="dxa"/>
+            <w:vAlign w:val="center"/>
+          </w:tcPr>
+          <w:p>
+            <w:r>
+              <w:t xml:space="preserve">Achraf </w:t>
+            </w:r>
+            <w:proofErr w:type="spellStart"/>
+            <w:r>
+              <w:t>Hakimi</w:t>
+            </w:r>
+            <w:proofErr w:type="spellEnd"/>
+            <w:r>
+              <w:t xml:space="preserve"> (Capitaine)</w:t>
+            </w:r>
+          </w:p>
+        </w:tc>
+        <w:tc>
+          <w:tcPr>
+            <w:tcW w:w="1600" w:type="dxa"/>
+            <w:vAlign w:val="center"/>
+          </w:tcPr>
+          <w:p>
+            <w:r>
+              <w:t>Défenseur</w:t>
+            </w:r>
+          </w:p>
+        </w:tc>
+        <w:tc>
+          <w:tcPr>
+            <w:tcW w:w="1900" w:type="dxa"/>
+            <w:vAlign w:val="center"/>
+          </w:tcPr>
+          <w:p>
+            <w:pPr>
+              <w:bidi/>
+              <w:jc w:val="right"/>
+            </w:pPr>
+            <w:r>
+              <w:rPr>
+                <w:rFonts w:ascii="Traditional Arabic" w:eastAsia="Traditional Arabic" w:hAnsi="Traditional Arabic" w:cs="Traditional Arabic"/>
+                <w:sz w:val="26"/>
+                <w:szCs w:val="26"/>
+                <w:rtl/>
+              </w:rPr>
+              <w:t>مدافع (قائد الفريق)</w:t>
+            </w:r>
+          </w:p>
+        </w:tc>
+        <w:tc>
+          <w:tcPr>
+            <w:tcW w:w="2500" w:type="dxa"/>
+            <w:vAlign w:val="center"/>
+          </w:tcPr>
+          <w:p>
+            <w:r>
+              <w:t>Paris Saint-Germain (France)</w:t>
+            </w:r>
+          </w:p>
+        </w:tc>
+      </w:tr>
+      <w:tr>
+        <w:tblPrEx>
+          <w:tblCellMar>
+            <w:top w:w="0" w:type="dxa"/>
+            <w:bottom w:w="0" w:type="dxa"/>
+          </w:tblCellMar>
+        </w:tblPrEx>
+        <w:tc>
+          <w:tcPr>
+            <w:tcW w:w="3000" w:type="dxa"/>
+            <w:vAlign w:val="center"/>
+          </w:tcPr>
+          <w:p>
+            <w:proofErr w:type="spellStart"/>
+            <w:r>
+              <w:t>Noussair</w:t>
+            </w:r>
+            <w:proofErr w:type="spellEnd"/>
+            <w:r>
+              <w:t xml:space="preserve"> </w:t>
+            </w:r>
+            <w:proofErr w:type="spellStart"/>
+            <w:r>
+              <w:t>Mazraoui</w:t>
+            </w:r>
+            <w:proofErr w:type="spellEnd"/>
+          </w:p>
+        </w:tc>
+        <w:tc>
+          <w:tcPr>
+            <w:tcW w:w="1600" w:type="dxa"/>
+            <w:vAlign w:val="center"/>
+          </w:tcPr>
+          <w:p>
+            <w:r>
+              <w:t>Défenseur</w:t>
+            </w:r>
+          </w:p>
+        </w:tc>
+        <w:tc>
+          <w:tcPr>
+            <w:tcW w:w="1900" w:type="dxa"/>
+            <w:vAlign w:val="center"/>
+          </w:tcPr>
+          <w:p>
+            <w:pPr>
+              <w:bidi/>
+              <w:jc w:val="right"/>
+            </w:pPr>
+            <w:r>
+              <w:rPr>
+                <w:rFonts w:ascii="Traditional Arabic" w:eastAsia="Traditional Arabic" w:hAnsi="Traditional Arabic" w:cs="Traditional Arabic"/>
+                <w:sz w:val="26"/>
+                <w:szCs w:val="26"/>
+                <w:rtl/>
+              </w:rPr>
+              <w:t>مدافع</w:t>
+            </w:r>
+          </w:p>
+        </w:tc>
+        <w:tc>
+          <w:tcPr>
+            <w:tcW w:w="2500" w:type="dxa"/>
+            <w:vAlign w:val="center"/>
+          </w:tcPr>
+          <w:p>
+            <w:r>
+              <w:t>Manchester United (Angleterre)</w:t>
+            </w:r>
+          </w:p>
+        </w:tc>
+      </w:tr>
+      <w:tr>
+        <w:tblPrEx>
+          <w:tblCellMar>
+            <w:top w:w="0" w:type="dxa"/>
+            <w:bottom w:w="0" w:type="dxa"/>
+          </w:tblCellMar>
+        </w:tblPrEx>
+        <w:tc>
+          <w:tcPr>
+            <w:tcW w:w="3000" w:type="dxa"/>
+            <w:vAlign w:val="center"/>
+          </w:tcPr>
+          <w:p>
+            <w:r>
+              <w:t>Anass Salah-Eddine</w:t>
+            </w:r>
+          </w:p>
+        </w:tc>
+        <w:tc>
+          <w:tcPr>
+            <w:tcW w:w="1600" w:type="dxa"/>
+            <w:vAlign w:val="center"/>
+          </w:tcPr>
+          <w:p>
+            <w:r>
+              <w:t>Défenseur</w:t>
+            </w:r>
+          </w:p>
+        </w:tc>
+        <w:tc>
+          <w:tcPr>
+            <w:tcW w:w="1900" w:type="dxa"/>
+            <w:vAlign w:val="center"/>
+          </w:tcPr>
+          <w:p>
+            <w:pPr>
+              <w:bidi/>
+              <w:jc w:val="right"/>
+            </w:pPr>
+            <w:r>
+              <w:rPr>
+                <w:rFonts w:ascii="Traditional Arabic" w:eastAsia="Traditional Arabic" w:hAnsi="Traditional Arabic" w:cs="Traditional Arabic"/>
+                <w:sz w:val="26"/>
+                <w:szCs w:val="26"/>
+                <w:rtl/>
+              </w:rPr>
+              <w:t>مدافع</w:t>
+            </w:r>
+          </w:p>
+        </w:tc>
+        <w:tc>
+          <w:tcPr>
+            <w:tcW w:w="2500" w:type="dxa"/>
+            <w:vAlign w:val="center"/>
+          </w:tcPr>
+          <w:p>
+            <w:r>
+              <w:t>PSV Eindhoven (Pays-Bas)</w:t>
+            </w:r>
+          </w:p>
+        </w:tc>
+      </w:tr>
+      <w:tr>
+        <w:tblPrEx>
+          <w:tblCellMar>
+            <w:top w:w="0" w:type="dxa"/>
+            <w:bottom w:w="0" w:type="dxa"/>
+          </w:tblCellMar>
+        </w:tblPrEx>
+        <w:tc>
+          <w:tcPr>
+            <w:tcW w:w="3000" w:type="dxa"/>
+            <w:vAlign w:val="center"/>
+          </w:tcPr>
+          <w:p>
+            <w:r>
+              <w:t xml:space="preserve">Youssef </w:t>
+            </w:r>
+            <w:proofErr w:type="spellStart"/>
+            <w:r>
+              <w:t>Bellammari</w:t>
+            </w:r>
+            <w:proofErr w:type="spellEnd"/>
+          </w:p>
+        </w:tc>
+        <w:tc>
+          <w:tcPr>
+            <w:tcW w:w="1600" w:type="dxa"/>
+            <w:vAlign w:val="center"/>
+          </w:tcPr>
+          <w:p>
+            <w:r>
+              <w:t>Défenseur</w:t>
+            </w:r>
+          </w:p>
+        </w:tc>
+        <w:tc>
+          <w:tcPr>
+            <w:tcW w:w="1900" w:type="dxa"/>
+            <w:vAlign w:val="center"/>
+          </w:tcPr>
+          <w:p>
+            <w:pPr>
+              <w:bidi/>
+              <w:jc w:val="right"/>
+            </w:pPr>
+            <w:r>
+              <w:rPr>
+                <w:rFonts w:ascii="Traditional Arabic" w:eastAsia="Traditional Arabic" w:hAnsi="Traditional Arabic" w:cs="Traditional Arabic"/>
+                <w:sz w:val="26"/>
+                <w:szCs w:val="26"/>
+                <w:rtl/>
+              </w:rPr>
+              <w:t>مدافع</w:t>
+            </w:r>
+          </w:p>
+        </w:tc>
+        <w:tc>
+          <w:tcPr>
+            <w:tcW w:w="2500" w:type="dxa"/>
+            <w:vAlign w:val="center"/>
+          </w:tcPr>
+          <w:p>
+            <w:r>
+              <w:t>Al Ahly (Égypte)</w:t>
+            </w:r>
+          </w:p>
+        </w:tc>
+      </w:tr>
+      <w:tr>
+        <w:tblPrEx>
+          <w:tblCellMar>
+            <w:top w:w="0" w:type="dxa"/>
+            <w:bottom w:w="0" w:type="dxa"/>
+          </w:tblCellMar>
+        </w:tblPrEx>
+        <w:tc>
+          <w:tcPr>
+            <w:tcW w:w="3000" w:type="dxa"/>
+            <w:vAlign w:val="center"/>
+          </w:tcPr>
+          <w:p>
+            <w:r>
+              <w:t xml:space="preserve">Zakaria El </w:t>
+            </w:r>
+            <w:proofErr w:type="spellStart"/>
+            <w:r>
+              <w:t>Ouahdi</w:t>
+            </w:r>
+            <w:proofErr w:type="spellEnd"/>
+          </w:p>
+        </w:tc>
+        <w:tc>
+          <w:tcPr>
+            <w:tcW w:w="1600" w:type="dxa"/>
+            <w:vAlign w:val="center"/>
+          </w:tcPr>
+          <w:p>
+            <w:r>
+              <w:t>Défenseur</w:t>
+            </w:r>
+          </w:p>
+        </w:tc>
+        <w:tc>
+          <w:tcPr>
+            <w:tcW w:w="1900" w:type="dxa"/>
+            <w:vAlign w:val="center"/>
+          </w:tcPr>
+          <w:p>
+            <w:pPr>
+              <w:bidi/>
+              <w:jc w:val="right"/>
+            </w:pPr>
+            <w:r>
+              <w:rPr>
+                <w:rFonts w:ascii="Traditional Arabic" w:eastAsia="Traditional Arabic" w:hAnsi="Traditional Arabic" w:cs="Traditional Arabic"/>
+                <w:sz w:val="26"/>
+                <w:szCs w:val="26"/>
+                <w:rtl/>
+              </w:rPr>
+              <w:t>مدافع</w:t>
+            </w:r>
+          </w:p>
+        </w:tc>
+        <w:tc>
+          <w:tcPr>
+            <w:tcW w:w="2500" w:type="dxa"/>
+            <w:vAlign w:val="center"/>
+          </w:tcPr>
+          <w:p>
+            <w:r>
+              <w:t>Genk (Belgique)</w:t>
+            </w:r>
+          </w:p>
+        </w:tc>
+      </w:tr>
+      <w:tr>
+        <w:tblPrEx>
+          <w:tblCellMar>
+            <w:top w:w="0" w:type="dxa"/>
+            <w:bottom w:w="0" w:type="dxa"/>
+          </w:tblCellMar>
+        </w:tblPrEx>
+        <w:tc>
+          <w:tcPr>
+            <w:tcW w:w="3000" w:type="dxa"/>
+            <w:vAlign w:val="center"/>
+          </w:tcPr>
+          <w:p>
+            <w:r>
+              <w:t>Chadi Riad</w:t>
+            </w:r>
+          </w:p>
+        </w:tc>
+        <w:tc>
+          <w:tcPr>
+            <w:tcW w:w="1600" w:type="dxa"/>
+            <w:vAlign w:val="center"/>
+          </w:tcPr>
+          <w:p>
+            <w:r>
+              <w:t>Défenseur</w:t>
+            </w:r>
+          </w:p>
+        </w:tc>
+        <w:tc>
+          <w:tcPr>
+            <w:tcW w:w="1900" w:type="dxa"/>
+            <w:vAlign w:val="center"/>
+          </w:tcPr>
+          <w:p>
+            <w:pPr>
+              <w:bidi/>
+              <w:jc w:val="right"/>
+            </w:pPr>
+            <w:r>
+              <w:rPr>
+                <w:rFonts w:ascii="Traditional Arabic" w:eastAsia="Traditional Arabic" w:hAnsi="Traditional Arabic" w:cs="Traditional Arabic"/>
+                <w:sz w:val="26"/>
+                <w:szCs w:val="26"/>
+                <w:rtl/>
+              </w:rPr>
+              <w:t>مدافع</w:t>
+            </w:r>
+          </w:p>
+        </w:tc>
+        <w:tc>
+          <w:tcPr>
+            <w:tcW w:w="2500" w:type="dxa"/>
+            <w:vAlign w:val="center"/>
+          </w:tcPr>
+          <w:p>
+            <w:r>
+              <w:t>Crystal Palace (Angleterre)</w:t>
+            </w:r>
+          </w:p>
+        </w:tc>
+      </w:tr>
+      <w:tr>
+        <w:tblPrEx>
+          <w:tblCellMar>
+            <w:top w:w="0" w:type="dxa"/>
+            <w:bottom w:w="0" w:type="dxa"/>
+          </w:tblCellMar>
+        </w:tblPrEx>
+        <w:tc>
+          <w:tcPr>
+            <w:tcW w:w="3000" w:type="dxa"/>
+            <w:vAlign w:val="center"/>
+          </w:tcPr>
+          <w:p>
+            <w:r>
+              <w:t xml:space="preserve">Redouane </w:t>
+            </w:r>
+            <w:proofErr w:type="spellStart"/>
+            <w:r>
+              <w:t>Hahlal</w:t>
+            </w:r>
+            <w:proofErr w:type="spellEnd"/>
+          </w:p>
+        </w:tc>
+        <w:tc>
+          <w:tcPr>
+            <w:tcW w:w="1600" w:type="dxa"/>
+            <w:vAlign w:val="center"/>
+          </w:tcPr>
+          <w:p>
+            <w:r>
+              <w:t>Défenseur</w:t>
+            </w:r>
+          </w:p>
+        </w:tc>
+        <w:tc>
+          <w:tcPr>
+            <w:tcW w:w="1900" w:type="dxa"/>
+            <w:vAlign w:val="center"/>
+          </w:tcPr>
+          <w:p>
+            <w:pPr>
+              <w:bidi/>
+              <w:jc w:val="right"/>
+            </w:pPr>
+            <w:r>
+              <w:rPr>
+                <w:rFonts w:ascii="Traditional Arabic" w:eastAsia="Traditional Arabic" w:hAnsi="Traditional Arabic" w:cs="Traditional Arabic"/>
+                <w:sz w:val="26"/>
+                <w:szCs w:val="26"/>
+                <w:rtl/>
+              </w:rPr>
+              <w:t>مدافع</w:t>
+            </w:r>
+          </w:p>
+        </w:tc>
+        <w:tc>
+          <w:tcPr>
+            <w:tcW w:w="2500" w:type="dxa"/>
+            <w:vAlign w:val="center"/>
+          </w:tcPr>
+          <w:p>
+            <w:r>
+              <w:t>Malines (Belgique)</w:t>
+            </w:r>
+          </w:p>
+        </w:tc>
+      </w:tr>
+      <w:tr>
+        <w:tblPrEx>
+          <w:tblCellMar>
+            <w:top w:w="0" w:type="dxa"/>
+            <w:bottom w:w="0" w:type="dxa"/>
+          </w:tblCellMar>
+        </w:tblPrEx>
+        <w:tc>
+          <w:tcPr>
+            <w:tcW w:w="3000" w:type="dxa"/>
+            <w:vAlign w:val="center"/>
+          </w:tcPr>
+          <w:p>
+            <w:r>
+              <w:t>Issa Diop</w:t>
+            </w:r>
+          </w:p>
+        </w:tc>
+        <w:tc>
+          <w:tcPr>
+            <w:tcW w:w="1600" w:type="dxa"/>
+            <w:vAlign w:val="center"/>
+          </w:tcPr>
+          <w:p>
+            <w:r>
+              <w:t>Défenseur</w:t>
+            </w:r>
+          </w:p>
+        </w:tc>
+        <w:tc>
+          <w:tcPr>
+            <w:tcW w:w="1900" w:type="dxa"/>
+            <w:vAlign w:val="center"/>
+          </w:tcPr>
+          <w:p>
+            <w:pPr>
+              <w:bidi/>
+              <w:jc w:val="right"/>
+            </w:pPr>
+            <w:r>
+              <w:rPr>
+                <w:rFonts w:ascii="Traditional Arabic" w:eastAsia="Traditional Arabic" w:hAnsi="Traditional Arabic" w:cs="Traditional Arabic"/>
+                <w:sz w:val="26"/>
+                <w:szCs w:val="26"/>
+                <w:rtl/>
+              </w:rPr>
+              <w:t>مدافع</w:t>
+            </w:r>
+          </w:p>
+        </w:tc>
+        <w:tc>
+          <w:tcPr>
+            <w:tcW w:w="2500" w:type="dxa"/>
+            <w:vAlign w:val="center"/>
+          </w:tcPr>
+          <w:p>
+            <w:proofErr w:type="spellStart"/>
+            <w:r>
+              <w:t>Fulham</w:t>
+            </w:r>
+            <w:proofErr w:type="spellEnd"/>
+            <w:r>
+              <w:t xml:space="preserve"> (Angleterre)</w:t>
+            </w:r>
+          </w:p>
+        </w:tc>
+      </w:tr>
+      <w:tr>
+        <w:tblPrEx>
+          <w:tblCellMar>
+            <w:top w:w="0" w:type="dxa"/>
+            <w:bottom w:w="0" w:type="dxa"/>
+          </w:tblCellMar>
+        </w:tblPrEx>
+        <w:tc>
+          <w:tcPr>
+            <w:tcW w:w="3000" w:type="dxa"/>
+            <w:vAlign w:val="center"/>
+          </w:tcPr>
+          <w:p>
+            <w:r>
+              <w:t xml:space="preserve">Marwane </w:t>
+            </w:r>
+            <w:proofErr w:type="spellStart"/>
+            <w:r>
+              <w:t>Saâdane</w:t>
+            </w:r>
+            <w:proofErr w:type="spellEnd"/>
+          </w:p>
+        </w:tc>
+        <w:tc>
+          <w:tcPr>
+            <w:tcW w:w="1600" w:type="dxa"/>
+            <w:vAlign w:val="center"/>
+          </w:tcPr>
+          <w:p>
+            <w:r>
+              <w:t>Défenseur</w:t>
+            </w:r>
+          </w:p>
+        </w:tc>
+        <w:tc>
+          <w:tcPr>
+            <w:tcW w:w="1900" w:type="dxa"/>
+            <w:vAlign w:val="center"/>
+          </w:tcPr>
+          <w:p>
+            <w:pPr>
+              <w:bidi/>
+              <w:jc w:val="right"/>
+            </w:pPr>
+            <w:r>
+              <w:rPr>
+                <w:rFonts w:ascii="Traditional Arabic" w:eastAsia="Traditional Arabic" w:hAnsi="Traditional Arabic" w:cs="Traditional Arabic"/>
+                <w:sz w:val="26"/>
+                <w:szCs w:val="26"/>
+                <w:rtl/>
+              </w:rPr>
+              <w:t>مدافع</w:t>
+            </w:r>
+          </w:p>
+        </w:tc>
+        <w:tc>
+          <w:tcPr>
+            <w:tcW w:w="2500" w:type="dxa"/>
+            <w:vAlign w:val="center"/>
+          </w:tcPr>
+          <w:p>
+            <w:r>
+              <w:t>Al-</w:t>
+            </w:r>
+            <w:proofErr w:type="spellStart"/>
+            <w:r>
+              <w:t>Fateh</w:t>
+            </w:r>
+            <w:proofErr w:type="spellEnd"/>
+            <w:r>
+              <w:t xml:space="preserve"> (Arabie saoudite)</w:t>
+            </w:r>
+          </w:p>
+        </w:tc>
+      </w:tr>
+      <w:tr>
+        <w:tblPrEx>
+          <w:tblCellMar>
+            <w:top w:w="0" w:type="dxa"/>
+            <w:bottom w:w="0" w:type="dxa"/>
+          </w:tblCellMar>
+        </w:tblPrEx>
+        <w:tc>
+          <w:tcPr>
+            <w:tcW w:w="3000" w:type="dxa"/>
+            <w:vAlign w:val="center"/>
+          </w:tcPr>
+          <w:p>
+            <w:proofErr w:type="spellStart"/>
+            <w:r>
+              <w:t>Sofyan</w:t>
+            </w:r>
+            <w:proofErr w:type="spellEnd"/>
+            <w:r>
+              <w:t xml:space="preserve"> </w:t>
+            </w:r>
+            <w:proofErr w:type="spellStart"/>
+            <w:r>
+              <w:t>Amrabat</w:t>
+            </w:r>
+            <w:proofErr w:type="spellEnd"/>
+          </w:p>
+        </w:tc>
+        <w:tc>
+          <w:tcPr>
+            <w:tcW w:w="1600" w:type="dxa"/>
+            <w:vAlign w:val="center"/>
+          </w:tcPr>
+          <w:p>
+            <w:r>
+              <w:t>Milieu de terrain</w:t>
+            </w:r>
+          </w:p>
+        </w:tc>
+        <w:tc>
+          <w:tcPr>
+            <w:tcW w:w="1900" w:type="dxa"/>
+            <w:vAlign w:val="center"/>
+          </w:tcPr>
+          <w:p>
+            <w:pPr>
+              <w:bidi/>
+              <w:jc w:val="right"/>
+            </w:pPr>
+            <w:r>
+              <w:rPr>
+                <w:rFonts w:ascii="Traditional Arabic" w:eastAsia="Traditional Arabic" w:hAnsi="Traditional Arabic" w:cs="Traditional Arabic"/>
+                <w:sz w:val="26"/>
+                <w:szCs w:val="26"/>
+                <w:rtl/>
+              </w:rPr>
+              <w:t>لاعب وسط</w:t>
+            </w:r>
+          </w:p>
+        </w:tc>
+        <w:tc>
+          <w:tcPr>
+            <w:tcW w:w="2500" w:type="dxa"/>
+            <w:vAlign w:val="center"/>
+          </w:tcPr>
+          <w:p>
+            <w:r>
+              <w:t xml:space="preserve">Real </w:t>
+            </w:r>
+            <w:proofErr w:type="spellStart"/>
+            <w:r>
+              <w:t>Betis</w:t>
+            </w:r>
+            <w:proofErr w:type="spellEnd"/>
+            <w:r>
+              <w:t xml:space="preserve"> (Espagne)</w:t>
+            </w:r>
+          </w:p>
+        </w:tc>
+      </w:tr>
+      <w:tr>
+        <w:tblPrEx>
+          <w:tblCellMar>
+            <w:top w:w="0" w:type="dxa"/>
+            <w:bottom w:w="0" w:type="dxa"/>
+          </w:tblCellMar>
+        </w:tblPrEx>
+        <w:tc>
+          <w:tcPr>
+            <w:tcW w:w="3000" w:type="dxa"/>
+            <w:vAlign w:val="center"/>
+          </w:tcPr>
+          <w:p>
+            <w:proofErr w:type="spellStart"/>
+            <w:r>
+              <w:t>Ismael</w:t>
+            </w:r>
+            <w:proofErr w:type="spellEnd"/>
+            <w:r>
+              <w:t xml:space="preserve"> </w:t>
+            </w:r>
+            <w:proofErr w:type="spellStart"/>
+            <w:r>
+              <w:t>Saibari</w:t>
+            </w:r>
+            <w:proofErr w:type="spellEnd"/>
+          </w:p>
+        </w:tc>
+        <w:tc>
+          <w:tcPr>
+            <w:tcW w:w="1600" w:type="dxa"/>
+            <w:vAlign w:val="center"/>
+          </w:tcPr>
+          <w:p>
+            <w:r>
+              <w:t>Milieu de terrain</w:t>
+            </w:r>
+          </w:p>
+        </w:tc>
+        <w:tc>
+          <w:tcPr>
+            <w:tcW w:w="1900" w:type="dxa"/>
+            <w:vAlign w:val="center"/>
+          </w:tcPr>
+          <w:p>
+            <w:pPr>
+              <w:bidi/>
+              <w:jc w:val="right"/>
+            </w:pPr>
+            <w:r>
+              <w:rPr>
+                <w:rFonts w:ascii="Traditional Arabic" w:eastAsia="Traditional Arabic" w:hAnsi="Traditional Arabic" w:cs="Traditional Arabic"/>
+                <w:sz w:val="26"/>
+                <w:szCs w:val="26"/>
+                <w:rtl/>
+              </w:rPr>
+              <w:t>لاعب وسط</w:t>
+            </w:r>
+          </w:p>
+        </w:tc>
+        <w:tc>
+          <w:tcPr>
+            <w:tcW w:w="2500" w:type="dxa"/>
+            <w:vAlign w:val="center"/>
+          </w:tcPr>
+          <w:p>
+            <w:r>
+              <w:t>PSV Eindhoven (Pays-Bas)</w:t>
+            </w:r>
+          </w:p>
+        </w:tc>
+      </w:tr>
+      <w:tr>
+        <w:tblPrEx>
+          <w:tblCellMar>
+            <w:top w:w="0" w:type="dxa"/>
+            <w:bottom w:w="0" w:type="dxa"/>
+          </w:tblCellMar>
+        </w:tblPrEx>
+        <w:tc>
+          <w:tcPr>
+            <w:tcW w:w="3000" w:type="dxa"/>
+            <w:vAlign w:val="center"/>
+          </w:tcPr>
+          <w:p>
+            <w:r>
+              <w:t xml:space="preserve">Neil El </w:t>
+            </w:r>
+            <w:proofErr w:type="spellStart"/>
+            <w:r>
+              <w:t>Aynaoui</w:t>
+            </w:r>
+            <w:proofErr w:type="spellEnd"/>
+          </w:p>
+        </w:tc>
+        <w:tc>
+          <w:tcPr>
+            <w:tcW w:w="1600" w:type="dxa"/>
+            <w:vAlign w:val="center"/>
+          </w:tcPr>
+          <w:p>
+            <w:r>
+              <w:t>Milieu de terrain</w:t>
+            </w:r>
+          </w:p>
+        </w:tc>
+        <w:tc>
+          <w:tcPr>
+            <w:tcW w:w="1900" w:type="dxa"/>
+            <w:vAlign w:val="center"/>
+          </w:tcPr>
+          <w:p>
+            <w:pPr>
+              <w:bidi/>
+              <w:jc w:val="right"/>
+            </w:pPr>
+            <w:r>
+              <w:rPr>
+                <w:rFonts w:ascii="Traditional Arabic" w:eastAsia="Traditional Arabic" w:hAnsi="Traditional Arabic" w:cs="Traditional Arabic"/>
+                <w:sz w:val="26"/>
+                <w:szCs w:val="26"/>
+                <w:rtl/>
+              </w:rPr>
+              <w:t>لاعب وسط</w:t>
+            </w:r>
+          </w:p>
+        </w:tc>
+        <w:tc>
+          <w:tcPr>
+            <w:tcW w:w="2500" w:type="dxa"/>
+            <w:vAlign w:val="center"/>
+          </w:tcPr>
+          <w:p>
+            <w:r>
+              <w:t>Roma (Italie)</w:t>
+            </w:r>
+          </w:p>
+        </w:tc>
+      </w:tr>
+      <w:tr>
+        <w:tblPrEx>
+          <w:tblCellMar>
+            <w:top w:w="0" w:type="dxa"/>
+            <w:bottom w:w="0" w:type="dxa"/>
+          </w:tblCellMar>
+        </w:tblPrEx>
+        <w:tc>
+          <w:tcPr>
+            <w:tcW w:w="3000" w:type="dxa"/>
+            <w:vAlign w:val="center"/>
+          </w:tcPr>
+          <w:p>
+            <w:r>
+              <w:t xml:space="preserve">Bilal El </w:t>
+            </w:r>
+            <w:proofErr w:type="spellStart"/>
+            <w:r>
+              <w:t>Khannouss</w:t>
+            </w:r>
+            <w:proofErr w:type="spellEnd"/>
+          </w:p>
+        </w:tc>
+        <w:tc>
+          <w:tcPr>
+            <w:tcW w:w="1600" w:type="dxa"/>
+            <w:vAlign w:val="center"/>
+          </w:tcPr>
+          <w:p>
+            <w:r>
+              <w:t>Milieu de terrain</w:t>
+            </w:r>
+          </w:p>
+        </w:tc>
+        <w:tc>
+          <w:tcPr>
+            <w:tcW w:w="1900" w:type="dxa"/>
+            <w:vAlign w:val="center"/>
+          </w:tcPr>
+          <w:p>
+            <w:pPr>
+              <w:bidi/>
+              <w:jc w:val="right"/>
+            </w:pPr>
+            <w:r>
+              <w:rPr>
+                <w:rFonts w:ascii="Traditional Arabic" w:eastAsia="Traditional Arabic" w:hAnsi="Traditional Arabic" w:cs="Traditional Arabic"/>
+                <w:sz w:val="26"/>
+                <w:szCs w:val="26"/>
+                <w:rtl/>
+              </w:rPr>
+              <w:t>لاعب وسط</w:t>
+            </w:r>
+          </w:p>
+        </w:tc>
+        <w:tc>
+          <w:tcPr>
+            <w:tcW w:w="2500" w:type="dxa"/>
+            <w:vAlign w:val="center"/>
+          </w:tcPr>
+          <w:p>
+            <w:r>
+              <w:t>Stuttgart (Allemagne)</w:t>
+            </w:r>
+          </w:p>
+        </w:tc>
+      </w:tr>
+      <w:tr>
+        <w:tblPrEx>
+          <w:tblCellMar>
+            <w:top w:w="0" w:type="dxa"/>
+            <w:bottom w:w="0" w:type="dxa"/>
+          </w:tblCellMar>
+        </w:tblPrEx>
+        <w:tc>
+          <w:tcPr>
+            <w:tcW w:w="3000" w:type="dxa"/>
+            <w:vAlign w:val="center"/>
+          </w:tcPr>
+          <w:p>
+            <w:r>
+              <w:t xml:space="preserve">Azzedine </w:t>
+            </w:r>
+            <w:proofErr w:type="spellStart"/>
+            <w:r>
+              <w:t>Ounahi</w:t>
+            </w:r>
+            <w:proofErr w:type="spellEnd"/>
+          </w:p>
+        </w:tc>
+        <w:tc>
+          <w:tcPr>
+            <w:tcW w:w="1600" w:type="dxa"/>
+            <w:vAlign w:val="center"/>
+          </w:tcPr>
+          <w:p>
+            <w:r>
+              <w:t>Milieu de terrain</w:t>
+            </w:r>
+          </w:p>
+        </w:tc>
+        <w:tc>
+          <w:tcPr>
+            <w:tcW w:w="1900" w:type="dxa"/>
+            <w:vAlign w:val="center"/>
+          </w:tcPr>
+          <w:p>
+            <w:pPr>
+              <w:bidi/>
+              <w:jc w:val="right"/>
+            </w:pPr>
+            <w:r>
+              <w:rPr>
+                <w:rFonts w:ascii="Traditional Arabic" w:eastAsia="Traditional Arabic" w:hAnsi="Traditional Arabic" w:cs="Traditional Arabic"/>
+                <w:sz w:val="26"/>
+                <w:szCs w:val="26"/>
+                <w:rtl/>
+              </w:rPr>
+              <w:t>لاعب وسط</w:t>
+            </w:r>
+          </w:p>
+        </w:tc>
+        <w:tc>
+          <w:tcPr>
+            <w:tcW w:w="2500" w:type="dxa"/>
+            <w:vAlign w:val="center"/>
+          </w:tcPr>
+          <w:p>
+            <w:proofErr w:type="spellStart"/>
+            <w:r>
+              <w:t>Girona</w:t>
+            </w:r>
+            <w:proofErr w:type="spellEnd"/>
+            <w:r>
+              <w:t xml:space="preserve"> (Espagne)</w:t>
+            </w:r>
+          </w:p>
+        </w:tc>
+      </w:tr>
+      <w:tr>
+        <w:tblPrEx>
+          <w:tblCellMar>
+            <w:top w:w="0" w:type="dxa"/>
+            <w:bottom w:w="0" w:type="dxa"/>
+          </w:tblCellMar>
+        </w:tblPrEx>
+        <w:tc>
+          <w:tcPr>
+            <w:tcW w:w="3000" w:type="dxa"/>
+            <w:vAlign w:val="center"/>
+          </w:tcPr>
+          <w:p>
+            <w:proofErr w:type="spellStart"/>
+            <w:r>
+              <w:t>Ayyoub</w:t>
+            </w:r>
+            <w:proofErr w:type="spellEnd"/>
+            <w:r>
+              <w:t xml:space="preserve"> </w:t>
+            </w:r>
+            <w:proofErr w:type="spellStart"/>
+            <w:r>
+              <w:t>Bouaddi</w:t>
+            </w:r>
+            <w:proofErr w:type="spellEnd"/>
+          </w:p>
+        </w:tc>
+        <w:tc>
+          <w:tcPr>
+            <w:tcW w:w="1600" w:type="dxa"/>
+            <w:vAlign w:val="center"/>
+          </w:tcPr>
+          <w:p>
+            <w:r>
+              <w:t>Milieu de terrain</w:t>
+            </w:r>
+          </w:p>
+        </w:tc>
+        <w:tc>
+          <w:tcPr>
+            <w:tcW w:w="1900" w:type="dxa"/>
+            <w:vAlign w:val="center"/>
+          </w:tcPr>
+          <w:p>
+            <w:pPr>
+              <w:bidi/>
+              <w:jc w:val="right"/>
+            </w:pPr>
+            <w:r>
+              <w:rPr>
+                <w:rFonts w:ascii="Traditional Arabic" w:eastAsia="Traditional Arabic" w:hAnsi="Traditional Arabic" w:cs="Traditional Arabic"/>
+                <w:sz w:val="26"/>
+                <w:szCs w:val="26"/>
+                <w:rtl/>
+              </w:rPr>
+              <w:t>لاعب وسط</w:t>
+            </w:r>
+          </w:p>
+        </w:tc>
+        <w:tc>
+          <w:tcPr>
+            <w:tcW w:w="2500" w:type="dxa"/>
+            <w:vAlign w:val="center"/>
+          </w:tcPr>
+          <w:p>
+            <w:r>
+              <w:t>Lille (France)</w:t>
+            </w:r>
+          </w:p>
+        </w:tc>
+      </w:tr>
+      <w:tr>
+        <w:tblPrEx>
+          <w:tblCellMar>
+            <w:top w:w="0" w:type="dxa"/>
+            <w:bottom w:w="0" w:type="dxa"/>
+          </w:tblCellMar>
+        </w:tblPrEx>
+        <w:tc>
+          <w:tcPr>
+            <w:tcW w:w="3000" w:type="dxa"/>
+            <w:vAlign w:val="center"/>
+          </w:tcPr>
+          <w:p>
+            <w:r>
+              <w:t xml:space="preserve">Samir El </w:t>
+            </w:r>
+            <w:proofErr w:type="spellStart"/>
+            <w:r>
+              <w:t>Mourabet</w:t>
+            </w:r>
+            <w:proofErr w:type="spellEnd"/>
+          </w:p>
+        </w:tc>
+        <w:tc>
+          <w:tcPr>
+            <w:tcW w:w="1600" w:type="dxa"/>
+            <w:vAlign w:val="center"/>
+          </w:tcPr>
+          <w:p>
+            <w:r>
+              <w:t>Milieu de terrain</w:t>
+            </w:r>
+          </w:p>
+        </w:tc>
+        <w:tc>
+          <w:tcPr>
+            <w:tcW w:w="1900" w:type="dxa"/>
+            <w:vAlign w:val="center"/>
+          </w:tcPr>
+          <w:p>
+            <w:pPr>
+              <w:bidi/>
+              <w:jc w:val="right"/>
+            </w:pPr>
+            <w:r>
+              <w:rPr>
+                <w:rFonts w:ascii="Traditional Arabic" w:eastAsia="Traditional Arabic" w:hAnsi="Traditional Arabic" w:cs="Traditional Arabic"/>
+                <w:sz w:val="26"/>
+                <w:szCs w:val="26"/>
+                <w:rtl/>
+              </w:rPr>
+              <w:t>لاعب وسط</w:t>
+            </w:r>
+          </w:p>
+        </w:tc>
+        <w:tc>
+          <w:tcPr>
+            <w:tcW w:w="2500" w:type="dxa"/>
+            <w:vAlign w:val="center"/>
+          </w:tcPr>
+          <w:p>
+            <w:r>
+              <w:t>Strasbourg (France)</w:t>
+            </w:r>
+          </w:p>
+        </w:tc>
+      </w:tr>
+      <w:tr>
+        <w:tblPrEx>
+          <w:tblCellMar>
+            <w:top w:w="0" w:type="dxa"/>
+            <w:bottom w:w="0" w:type="dxa"/>
+          </w:tblCellMar>
+        </w:tblPrEx>
+        <w:tc>
+          <w:tcPr>
+            <w:tcW w:w="3000" w:type="dxa"/>
+            <w:vAlign w:val="center"/>
+          </w:tcPr>
+          <w:p>
+            <w:r>
+              <w:t xml:space="preserve">Brahim </w:t>
+            </w:r>
+            <w:proofErr w:type="spellStart"/>
+            <w:r>
+              <w:t>Díaz</w:t>
+            </w:r>
+            <w:proofErr w:type="spellEnd"/>
+          </w:p>
+        </w:tc>
+        <w:tc>
+          <w:tcPr>
+            <w:tcW w:w="1600" w:type="dxa"/>
+            <w:vAlign w:val="center"/>
+          </w:tcPr>
+          <w:p>
+            <w:r>
+              <w:t>Attaquant</w:t>
+            </w:r>
+          </w:p>
+        </w:tc>
+        <w:tc>
+          <w:tcPr>
+            <w:tcW w:w="1900" w:type="dxa"/>
+            <w:vAlign w:val="center"/>
+          </w:tcPr>
+          <w:p>
+            <w:pPr>
+              <w:bidi/>
+              <w:jc w:val="right"/>
+            </w:pPr>
+            <w:r>
+              <w:rPr>
+                <w:rFonts w:ascii="Traditional Arabic" w:eastAsia="Traditional Arabic" w:hAnsi="Traditional Arabic" w:cs="Traditional Arabic"/>
+                <w:sz w:val="26"/>
+                <w:szCs w:val="26"/>
+                <w:rtl/>
+              </w:rPr>
+              <w:t>مهاجم</w:t>
+            </w:r>
+          </w:p>
+        </w:tc>
+        <w:tc>
+          <w:tcPr>
+            <w:tcW w:w="2500" w:type="dxa"/>
+            <w:vAlign w:val="center"/>
+          </w:tcPr>
+          <w:p>
+            <w:r>
+              <w:t>Real Madrid (Espagne)</w:t>
+            </w:r>
+          </w:p>
+        </w:tc>
+      </w:tr>
+      <w:tr>
+        <w:tblPrEx>
+          <w:tblCellMar>
+            <w:top w:w="0" w:type="dxa"/>
+            <w:bottom w:w="0" w:type="dxa"/>
+          </w:tblCellMar>
+        </w:tblPrEx>
+        <w:tc>
+          <w:tcPr>
+            <w:tcW w:w="3000" w:type="dxa"/>
+            <w:vAlign w:val="center"/>
+          </w:tcPr>
+          <w:p>
+            <w:proofErr w:type="spellStart"/>
+            <w:r>
+              <w:t>Chemsdine</w:t>
+            </w:r>
+            <w:proofErr w:type="spellEnd"/>
+            <w:r>
+              <w:t xml:space="preserve"> </w:t>
+            </w:r>
+            <w:proofErr w:type="spellStart"/>
+            <w:r>
+              <w:t>Talbi</w:t>
+            </w:r>
+            <w:proofErr w:type="spellEnd"/>
+          </w:p>
+        </w:tc>
+        <w:tc>
+          <w:tcPr>
+            <w:tcW w:w="1600" w:type="dxa"/>
+            <w:vAlign w:val="center"/>
+          </w:tcPr>
+          <w:p>
+            <w:r>
+              <w:t>Attaquant</w:t>
+            </w:r>
+          </w:p>
+        </w:tc>
+        <w:tc>
+          <w:tcPr>
+            <w:tcW w:w="1900" w:type="dxa"/>
+            <w:vAlign w:val="center"/>
+          </w:tcPr>
+          <w:p>
+            <w:pPr>
+              <w:bidi/>
+              <w:jc w:val="right"/>
+            </w:pPr>
+            <w:r>
+              <w:rPr>
+                <w:rFonts w:ascii="Traditional Arabic" w:eastAsia="Traditional Arabic" w:hAnsi="Traditional Arabic" w:cs="Traditional Arabic"/>
+                <w:sz w:val="26"/>
+                <w:szCs w:val="26"/>
+                <w:rtl/>
+              </w:rPr>
+              <w:t>مهاجم</w:t>
+            </w:r>
+          </w:p>
+        </w:tc>
+        <w:tc>
+          <w:tcPr>
+            <w:tcW w:w="2500" w:type="dxa"/>
+            <w:vAlign w:val="center"/>
+          </w:tcPr>
+          <w:p>
+            <w:r>
+              <w:t>Sunderland (Angleterre)</w:t>
+            </w:r>
+          </w:p>
+        </w:tc>
+      </w:tr>
+      <w:tr>
+        <w:tblPrEx>
+          <w:tblCellMar>
+            <w:top w:w="0" w:type="dxa"/>
+            <w:bottom w:w="0" w:type="dxa"/>
+          </w:tblCellMar>
+        </w:tblPrEx>
+        <w:tc>
+          <w:tcPr>
+            <w:tcW w:w="3000" w:type="dxa"/>
+            <w:vAlign w:val="center"/>
+          </w:tcPr>
+          <w:p>
+            <w:r>
+              <w:t xml:space="preserve">Ayoub El </w:t>
+            </w:r>
+            <w:proofErr w:type="spellStart"/>
+            <w:r>
+              <w:t>Kaabi</w:t>
+            </w:r>
+            <w:proofErr w:type="spellEnd"/>
+          </w:p>
+        </w:tc>
+        <w:tc>
+          <w:tcPr>
+            <w:tcW w:w="1600" w:type="dxa"/>
+            <w:vAlign w:val="center"/>
+          </w:tcPr>
+          <w:p>
+            <w:r>
+              <w:t>Attaquant</w:t>
+            </w:r>
+          </w:p>
+        </w:tc>
+        <w:tc>
+          <w:tcPr>
+            <w:tcW w:w="1900" w:type="dxa"/>
+            <w:vAlign w:val="center"/>
+          </w:tcPr>
+          <w:p>
+            <w:pPr>
+              <w:bidi/>
+              <w:jc w:val="right"/>
+            </w:pPr>
+            <w:r>
+              <w:rPr>
+                <w:rFonts w:ascii="Traditional Arabic" w:eastAsia="Traditional Arabic" w:hAnsi="Traditional Arabic" w:cs="Traditional Arabic"/>
+                <w:sz w:val="26"/>
+                <w:szCs w:val="26"/>
+                <w:rtl/>
+              </w:rPr>
+              <w:t>مهاجم</w:t>
+            </w:r>
+          </w:p>
+        </w:tc>
+        <w:tc>
+          <w:tcPr>
+            <w:tcW w:w="2500" w:type="dxa"/>
+            <w:vAlign w:val="center"/>
+          </w:tcPr>
+          <w:p>
+            <w:proofErr w:type="spellStart"/>
+            <w:r>
+              <w:t>Olympiacos</w:t>
+            </w:r>
+            <w:proofErr w:type="spellEnd"/>
+            <w:r>
+              <w:t xml:space="preserve"> (Grèce)</w:t>
+            </w:r>
+          </w:p>
+        </w:tc>
+      </w:tr>
+      <w:tr>
+        <w:tblPrEx>
+          <w:tblCellMar>
+            <w:top w:w="0" w:type="dxa"/>
+            <w:bottom w:w="0" w:type="dxa"/>
+          </w:tblCellMar>
+        </w:tblPrEx>
+        <w:tc>
+          <w:tcPr>
+            <w:tcW w:w="3000" w:type="dxa"/>
+            <w:vAlign w:val="center"/>
+          </w:tcPr>
+          <w:p>
+            <w:r>
+              <w:t>Soufiane Rahimi</w:t>
+            </w:r>
+          </w:p>
+        </w:tc>
+        <w:tc>
+          <w:tcPr>
+            <w:tcW w:w="1600" w:type="dxa"/>
+            <w:vAlign w:val="center"/>
+          </w:tcPr>
+          <w:p>
+            <w:r>
+              <w:t>Attaquant</w:t>
+            </w:r>
+          </w:p>
+        </w:tc>
+        <w:tc>
+          <w:tcPr>
+            <w:tcW w:w="1900" w:type="dxa"/>
+            <w:vAlign w:val="center"/>
+          </w:tcPr>
+          <w:p>
+            <w:pPr>
+              <w:bidi/>
+              <w:jc w:val="right"/>
+            </w:pPr>
+            <w:r>
+              <w:rPr>
+                <w:rFonts w:ascii="Traditional Arabic" w:eastAsia="Traditional Arabic" w:hAnsi="Traditional Arabic" w:cs="Traditional Arabic"/>
+                <w:sz w:val="26"/>
+                <w:szCs w:val="26"/>
+                <w:rtl/>
+              </w:rPr>
+              <w:t>مهاجم</w:t>
+            </w:r>
+          </w:p>
+        </w:tc>
+        <w:tc>
+          <w:tcPr>
+            <w:tcW w:w="2500" w:type="dxa"/>
+            <w:vAlign w:val="center"/>
+          </w:tcPr>
+          <w:p>
+            <w:proofErr w:type="spellStart"/>
+            <w:r>
+              <w:t>Al-Ain</w:t>
+            </w:r>
+            <w:proofErr w:type="spellEnd"/>
+            <w:r>
+              <w:t xml:space="preserve"> (Émirats arabes unis)</w:t>
+            </w:r>
+          </w:p>
+        </w:tc>
+      </w:tr>
+      <w:tr>
+        <w:tblPrEx>
+          <w:tblCellMar>
+            <w:top w:w="0" w:type="dxa"/>
+            <w:bottom w:w="0" w:type="dxa"/>
+          </w:tblCellMar>
+        </w:tblPrEx>
+        <w:tc>
+          <w:tcPr>
+            <w:tcW w:w="3000" w:type="dxa"/>
+            <w:vAlign w:val="center"/>
+          </w:tcPr>
+          <w:p>
+            <w:r>
+              <w:t xml:space="preserve">Ayoub </w:t>
+            </w:r>
+            <w:proofErr w:type="spellStart"/>
+            <w:r>
+              <w:t>Amaimouni</w:t>
+            </w:r>
+            <w:proofErr w:type="spellEnd"/>
+          </w:p>
+        </w:tc>
+        <w:tc>
+          <w:tcPr>
+            <w:tcW w:w="1600" w:type="dxa"/>
+            <w:vAlign w:val="center"/>
+          </w:tcPr>
+          <w:p>
+            <w:r>
+              <w:t>Attaquant</w:t>
+            </w:r>
+          </w:p>
+        </w:tc>
+        <w:tc>
+          <w:tcPr>
+            <w:tcW w:w="1900" w:type="dxa"/>
+            <w:vAlign w:val="center"/>
+          </w:tcPr>
+          <w:p>
+            <w:pPr>
+              <w:bidi/>
+              <w:jc w:val="right"/>
+            </w:pPr>
+            <w:r>
+              <w:rPr>
+                <w:rFonts w:ascii="Traditional Arabic" w:eastAsia="Traditional Arabic" w:hAnsi="Traditional Arabic" w:cs="Traditional Arabic"/>
+                <w:sz w:val="26"/>
+                <w:szCs w:val="26"/>
+                <w:rtl/>
+              </w:rPr>
+              <w:t>مهاجم</w:t>
+            </w:r>
+          </w:p>
+        </w:tc>
+        <w:tc>
+          <w:tcPr>
+            <w:tcW w:w="2500" w:type="dxa"/>
+            <w:vAlign w:val="center"/>
+          </w:tcPr>
+          <w:p>
+            <w:proofErr w:type="spellStart"/>
+            <w:r>
+              <w:t>Eintracht</w:t>
+            </w:r>
+            <w:proofErr w:type="spellEnd"/>
+            <w:r>
+              <w:t xml:space="preserve"> Frankfurt (Allemagne)</w:t>
+            </w:r>
+          </w:p>
+        </w:tc>
+      </w:tr>
+      <w:tr>
+        <w:tblPrEx>
+          <w:tblCellMar>
+            <w:top w:w="0" w:type="dxa"/>
+            <w:bottom w:w="0" w:type="dxa"/>
+          </w:tblCellMar>
+        </w:tblPrEx>
+        <w:tc>
+          <w:tcPr>
+            <w:tcW w:w="3000" w:type="dxa"/>
+            <w:vAlign w:val="center"/>
+          </w:tcPr>
+          <w:p>
+            <w:r>
+              <w:t xml:space="preserve">Yassine </w:t>
+            </w:r>
+            <w:proofErr w:type="spellStart"/>
+            <w:r>
+              <w:t>Gessime</w:t>
+            </w:r>
+            <w:proofErr w:type="spellEnd"/>
+          </w:p>
+        </w:tc>
+        <w:tc>
+          <w:tcPr>
+            <w:tcW w:w="1600" w:type="dxa"/>
+            <w:vAlign w:val="center"/>
+          </w:tcPr>
+          <w:p>
+            <w:r>
+              <w:t>Attaquant</w:t>
+            </w:r>
+          </w:p>
+        </w:tc>
+        <w:tc>
+          <w:tcPr>
+            <w:tcW w:w="1900" w:type="dxa"/>
+            <w:vAlign w:val="center"/>
+          </w:tcPr>
+          <w:p>
+            <w:pPr>
+              <w:bidi/>
+              <w:jc w:val="right"/>
+            </w:pPr>
+            <w:r>
+              <w:rPr>
+                <w:rFonts w:ascii="Traditional Arabic" w:eastAsia="Traditional Arabic" w:hAnsi="Traditional Arabic" w:cs="Traditional Arabic"/>
+                <w:sz w:val="26"/>
+                <w:szCs w:val="26"/>
+                <w:rtl/>
+              </w:rPr>
+              <w:t>مهاجم</w:t>
+            </w:r>
+          </w:p>
+        </w:tc>
+        <w:tc>
+          <w:tcPr>
+            <w:tcW w:w="2500" w:type="dxa"/>
+            <w:vAlign w:val="center"/>
+          </w:tcPr>
+          <w:p>
+            <w:r>
+              <w:t>Strasbourg (France)</w:t>
+            </w:r>
+          </w:p>
+        </w:tc>
+      </w:tr>
+      <w:tr>
+        <w:tblPrEx>
+          <w:tblCellMar>
+            <w:top w:w="0" w:type="dxa"/>
+            <w:bottom w:w="0" w:type="dxa"/>
+          </w:tblCellMar>
+        </w:tblPrEx>
+        <w:tc>
+          <w:tcPr>
+            <w:tcW w:w="3000" w:type="dxa"/>
+            <w:vAlign w:val="center"/>
+          </w:tcPr>
+          <w:p>
+            <w:r>
+              <w:t xml:space="preserve">Amine </w:t>
+            </w:r>
+            <w:proofErr w:type="spellStart"/>
+            <w:r>
+              <w:t>Sbaï</w:t>
+            </w:r>
+            <w:proofErr w:type="spellEnd"/>
+          </w:p>
+        </w:tc>
+        <w:tc>
+          <w:tcPr>
+            <w:tcW w:w="1600" w:type="dxa"/>
+            <w:vAlign w:val="center"/>
+          </w:tcPr>
+          <w:p>
+            <w:r>
+              <w:t>Attaquant</w:t>
+            </w:r>
+          </w:p>
+        </w:tc>
+        <w:tc>
+          <w:tcPr>
+            <w:tcW w:w="1900" w:type="dxa"/>
+            <w:vAlign w:val="center"/>
+          </w:tcPr>
+          <w:p>
+            <w:pPr>
+              <w:bidi/>
+              <w:jc w:val="right"/>
+            </w:pPr>
+            <w:r>
+              <w:rPr>
+                <w:rFonts w:ascii="Traditional Arabic" w:eastAsia="Traditional Arabic" w:hAnsi="Traditional Arabic" w:cs="Traditional Arabic"/>
+                <w:sz w:val="26"/>
+                <w:szCs w:val="26"/>
+                <w:rtl/>
+              </w:rPr>
+              <w:t>مهاجم</w:t>
+            </w:r>
+          </w:p>
+        </w:tc>
+        <w:tc>
+          <w:tcPr>
+            <w:tcW w:w="2500" w:type="dxa"/>
+            <w:vAlign w:val="center"/>
+          </w:tcPr>
+          <w:p>
+            <w:r>
+              <w:t>Angers (France)</w:t>
+            </w:r>
+          </w:p>
+        </w:tc>
+      </w:tr>
+    </w:tbl>
+    <w:p/>
+    <w:p/>
+    <w:p/>
+    <w:p>
+      <w:r>
+        <w:br w:type="page"/>
+      </w:r>
+    </w:p>
+    <w:p/>
+    <w:p>
+      <w:pPr>
+        <w:pStyle w:val="Titre1"/>
         <w:pBdr>
           <w:bottom w:val="single" w:sz="8" w:space="4" w:color="1E6FA8"/>
         </w:pBdr>
@@ -4342,7 +7060,6 @@
           <w:sz w:val="30"/>
           <w:szCs w:val="30"/>
         </w:rPr>
-        <w:lastRenderedPageBreak/>
         <w:t>Leçon 2 : Culture de la Coupe du monde, symboles et football marocain</w:t>
       </w:r>
     </w:p>
@@ -5021,6 +7738,7 @@
           <w:bCs/>
           <w:color w:val="1E6FA8"/>
         </w:rPr>
+        <w:lastRenderedPageBreak/>
         <w:t xml:space="preserve">1. </w:t>
       </w:r>
       <w:r>
@@ -5053,7 +7771,6 @@
           <w:bCs/>
           <w:color w:val="1E6FA8"/>
         </w:rPr>
-        <w:lastRenderedPageBreak/>
         <w:t xml:space="preserve">2. </w:t>
       </w:r>
       <w:r>
@@ -6305,7 +9022,6 @@
           <w:bCs/>
           <w:color w:val="1E6FA8"/>
         </w:rPr>
-        <w:lastRenderedPageBreak/>
         <w:t xml:space="preserve">2. </w:t>
       </w:r>
       <w:r>
@@ -18009,11 +20725,7 @@
       <w:pPr>
         <w:spacing w:after="160"/>
         <w:jc w:val="center"/>
-        <w:rPr>
-          <w:lang w:val="en-US"/>
-        </w:rPr>
-      </w:pPr>
-      <w:proofErr w:type="gramStart"/>
+      </w:pPr>
       <w:r>
         <w:rPr>
           <w:i/>
@@ -18021,12 +20733,10 @@
           <w:color w:val="666666"/>
           <w:sz w:val="18"/>
           <w:szCs w:val="18"/>
-          <w:lang w:val="en-US"/>
         </w:rPr>
         <w:t>Nata‘</w:t>
       </w:r>
       <w:proofErr w:type="spellStart"/>
-      <w:proofErr w:type="gramEnd"/>
       <w:r>
         <w:rPr>
           <w:i/>
@@ -18034,7 +20744,6 @@
           <w:color w:val="666666"/>
           <w:sz w:val="18"/>
           <w:szCs w:val="18"/>
-          <w:lang w:val="en-US"/>
         </w:rPr>
         <w:t>allamul</w:t>
       </w:r>
@@ -18046,7 +20755,6 @@
           <w:color w:val="666666"/>
           <w:sz w:val="18"/>
           <w:szCs w:val="18"/>
-          <w:lang w:val="en-US"/>
         </w:rPr>
         <w:t>-‘</w:t>
       </w:r>
@@ -18058,7 +20766,6 @@
           <w:color w:val="666666"/>
           <w:sz w:val="18"/>
           <w:szCs w:val="18"/>
-          <w:lang w:val="en-US"/>
         </w:rPr>
         <w:t>arabiyyata</w:t>
       </w:r>
@@ -18070,7 +20777,6 @@
           <w:color w:val="666666"/>
           <w:sz w:val="18"/>
           <w:szCs w:val="18"/>
-          <w:lang w:val="en-US"/>
         </w:rPr>
         <w:t xml:space="preserve"> bi-</w:t>
       </w:r>
@@ -18082,7 +20788,6 @@
           <w:color w:val="666666"/>
           <w:sz w:val="18"/>
           <w:szCs w:val="18"/>
-          <w:lang w:val="en-US"/>
         </w:rPr>
         <w:t>ibtisāmatin</w:t>
       </w:r>
@@ -18094,7 +20799,6 @@
           <w:color w:val="666666"/>
           <w:sz w:val="18"/>
           <w:szCs w:val="18"/>
-          <w:lang w:val="en-US"/>
         </w:rPr>
         <w:t xml:space="preserve"> </w:t>
       </w:r>
@@ -18106,7 +20810,6 @@
           <w:color w:val="666666"/>
           <w:sz w:val="18"/>
           <w:szCs w:val="18"/>
-          <w:lang w:val="en-US"/>
         </w:rPr>
         <w:t>aṣīlah</w:t>
       </w:r>
@@ -19372,7 +22075,6 @@
           <w:i/>
           <w:iCs/>
           <w:color w:val="595959"/>
-          <w:lang w:val="en-US"/>
         </w:rPr>
       </w:pPr>
       <w:r>
@@ -19382,6 +22084,7 @@
           <w:bCs/>
           <w:i/>
           <w:iCs/>
+          <w:noProof/>
           <w:color w:val="595959"/>
           <w:lang w:val="en-US"/>
         </w:rPr>
@@ -19473,7 +22176,6 @@
           <w:i/>
           <w:iCs/>
           <w:color w:val="595959"/>
-          <w:lang w:val="en-US"/>
         </w:rPr>
         <w:t>Ce document a été réalisé par :</w:t>
       </w:r>
@@ -19617,6 +22319,7 @@
           <w:bCs/>
           <w:i/>
           <w:iCs/>
+          <w:noProof/>
           <w:color w:val="595959"/>
           <w:lang w:val="en-US"/>
         </w:rPr>
@@ -19711,6 +22414,7 @@
           <w:bCs/>
           <w:i/>
           <w:iCs/>
+          <w:noProof/>
           <w:color w:val="595959"/>
           <w:lang w:val="en-US"/>
         </w:rPr>
@@ -20062,7 +22766,6 @@
                 <w:i/>
                 <w:iCs/>
                 <w:color w:val="595959"/>
-                <w:lang w:val="en-US"/>
               </w:rPr>
             </w:pPr>
             <w:r>
@@ -20073,11 +22776,9 @@
                 <w:i/>
                 <w:iCs/>
                 <w:color w:val="595959"/>
-                <w:lang w:val="en-US"/>
               </w:rPr>
               <w:t xml:space="preserve">        </w:t>
             </w:r>
-            <w:proofErr w:type="spellStart"/>
             <w:r>
               <w:rPr>
                 <w:rFonts w:ascii="Georgia" w:eastAsia="Georgia" w:hAnsi="Georgia" w:cs="Georgia"/>
@@ -20086,11 +22787,10 @@
                 <w:i/>
                 <w:iCs/>
                 <w:color w:val="595959"/>
-                <w:lang w:val="en-US"/>
-              </w:rPr>
-              <w:t>En</w:t>
-            </w:r>
-            <w:proofErr w:type="spellEnd"/>
+              </w:rPr>
+              <w:t xml:space="preserve">En partenariat </w:t>
+            </w:r>
+            <w:proofErr w:type="gramStart"/>
             <w:r>
               <w:rPr>
                 <w:rFonts w:ascii="Georgia" w:eastAsia="Georgia" w:hAnsi="Georgia" w:cs="Georgia"/>
@@ -20099,48 +22799,10 @@
                 <w:i/>
                 <w:iCs/>
                 <w:color w:val="595959"/>
-                <w:lang w:val="en-US"/>
-              </w:rPr>
-              <w:t xml:space="preserve"> </w:t>
-            </w:r>
-            <w:proofErr w:type="spellStart"/>
-            <w:r>
-              <w:rPr>
-                <w:rFonts w:ascii="Georgia" w:eastAsia="Georgia" w:hAnsi="Georgia" w:cs="Georgia"/>
-                <w:b/>
-                <w:bCs/>
-                <w:i/>
-                <w:iCs/>
-                <w:color w:val="595959"/>
-                <w:lang w:val="en-US"/>
-              </w:rPr>
-              <w:t>partenariat</w:t>
-            </w:r>
-            <w:proofErr w:type="spellEnd"/>
-            <w:r>
-              <w:rPr>
-                <w:rFonts w:ascii="Georgia" w:eastAsia="Georgia" w:hAnsi="Georgia" w:cs="Georgia"/>
-                <w:b/>
-                <w:bCs/>
-                <w:i/>
-                <w:iCs/>
-                <w:color w:val="595959"/>
-                <w:lang w:val="en-US"/>
-              </w:rPr>
-              <w:t xml:space="preserve"> </w:t>
-            </w:r>
-            <w:r>
-              <w:rPr>
-                <w:rFonts w:ascii="Georgia" w:eastAsia="Georgia" w:hAnsi="Georgia" w:cs="Georgia"/>
-                <w:b/>
-                <w:bCs/>
-                <w:i/>
-                <w:iCs/>
-                <w:color w:val="595959"/>
-                <w:lang w:val="en-US"/>
               </w:rPr>
               <w:t>avec:</w:t>
             </w:r>
+            <w:proofErr w:type="gramEnd"/>
           </w:p>
           <w:p>
             <w:pPr>
@@ -20316,6 +22978,92 @@
 <file path=word/numbering.xml><?xml version="1.0" encoding="utf-8"?>
 <w:numbering xmlns:wpc="http://schemas.microsoft.com/office/word/2010/wordprocessingCanvas" xmlns:cx="http://schemas.microsoft.com/office/drawing/2014/chartex" xmlns:cx1="http://schemas.microsoft.com/office/drawing/2015/9/8/chartex" xmlns:cx2="http://schemas.microsoft.com/office/drawing/2015/10/21/chartex" xmlns:cx3="http://schemas.microsoft.com/office/drawing/2016/5/9/chartex" xmlns:cx4="http://schemas.microsoft.com/office/drawing/2016/5/10/chartex" xmlns:cx5="http://schemas.microsoft.com/office/drawing/2016/5/11/chartex" xmlns:cx6="http://schemas.microsoft.com/office/drawing/2016/5/12/chartex" xmlns:cx7="http://schemas.microsoft.com/office/drawing/2016/5/13/chartex" xmlns:cx8="http://schemas.microsoft.com/office/drawing/2016/5/14/chartex" xmlns:mc="http://schemas.openxmlformats.org/markup-compatibility/2006" xmlns:aink="http://schemas.microsoft.com/office/drawing/2016/ink" xmlns:am3d="http://schemas.microsoft.com/office/drawing/2017/model3d" xmlns:o="urn:schemas-microsoft-com:office:office" xmlns:r="http://schemas.openxmlformats.org/officeDocument/2006/relationships" xmlns:m="http://schemas.openxmlformats.org/officeDocument/2006/math" xmlns:v="urn:schemas-microsoft-com:vml" xmlns:wp14="http://schemas.microsoft.com/office/word/2010/wordprocessingDrawing" xmlns:wp="http://schemas.openxmlformats.org/drawingml/2006/wordprocessingDrawing" xmlns:w10="urn:schemas-microsoft-com:office:word" xmlns:w="http://schemas.openxmlformats.org/wordprocessingml/2006/main" xmlns:w14="http://schemas.microsoft.com/office/word/2010/wordml" xmlns:w15="http://schemas.microsoft.com/office/word/2012/wordml" xmlns:w16cex="http://schemas.microsoft.com/office/word/2018/wordml/cex" xmlns:w16cid="http://schemas.microsoft.com/office/word/2016/wordml/cid" xmlns:w16="http://schemas.microsoft.com/office/word/2018/wordml" xmlns:w16sdtdh="http://schemas.microsoft.com/office/word/2020/wordml/sdtdatahash" xmlns:w16se="http://schemas.microsoft.com/office/word/2015/wordml/symex" xmlns:wpg="http://schemas.microsoft.com/office/word/2010/wordprocessingGroup" xmlns:wpi="http://schemas.microsoft.com/office/word/2010/wordprocessingInk" xmlns:wne="http://schemas.microsoft.com/office/word/2006/wordml" xmlns:wps="http://schemas.microsoft.com/office/word/2010/wordprocessingShape" mc:Ignorable="w14 w15 w16se w16cid w16 w16cex w16sdtdh wp14">
   <w:abstractNum w:abstractNumId="0" w15:restartNumberingAfterBreak="0">
+    <w:nsid w:val="20022934"/>
+    <w:multiLevelType w:val="hybridMultilevel"/>
+    <w:tmpl w:val="BC72DCD0"/>
+    <w:lvl w:ilvl="0" w:tplc="CD7816D0">
+      <w:start w:val="1"/>
+      <w:numFmt w:val="bullet"/>
+      <w:lvlText w:val="●"/>
+      <w:lvlJc w:val="left"/>
+      <w:pPr>
+        <w:ind w:left="720" w:hanging="360"/>
+      </w:pPr>
+    </w:lvl>
+    <w:lvl w:ilvl="1" w:tplc="85E4E7E8">
+      <w:start w:val="1"/>
+      <w:numFmt w:val="bullet"/>
+      <w:lvlText w:val="○"/>
+      <w:lvlJc w:val="left"/>
+      <w:pPr>
+        <w:ind w:left="1440" w:hanging="360"/>
+      </w:pPr>
+    </w:lvl>
+    <w:lvl w:ilvl="2" w:tplc="69FC4356">
+      <w:start w:val="1"/>
+      <w:numFmt w:val="bullet"/>
+      <w:lvlText w:val="■"/>
+      <w:lvlJc w:val="left"/>
+      <w:pPr>
+        <w:ind w:left="2160" w:hanging="360"/>
+      </w:pPr>
+    </w:lvl>
+    <w:lvl w:ilvl="3" w:tplc="B1163924">
+      <w:start w:val="1"/>
+      <w:numFmt w:val="bullet"/>
+      <w:lvlText w:val="●"/>
+      <w:lvlJc w:val="left"/>
+      <w:pPr>
+        <w:ind w:left="2880" w:hanging="360"/>
+      </w:pPr>
+    </w:lvl>
+    <w:lvl w:ilvl="4" w:tplc="9F1EE570">
+      <w:start w:val="1"/>
+      <w:numFmt w:val="bullet"/>
+      <w:lvlText w:val="○"/>
+      <w:lvlJc w:val="left"/>
+      <w:pPr>
+        <w:ind w:left="3600" w:hanging="360"/>
+      </w:pPr>
+    </w:lvl>
+    <w:lvl w:ilvl="5" w:tplc="A82C2F42">
+      <w:start w:val="1"/>
+      <w:numFmt w:val="bullet"/>
+      <w:lvlText w:val="■"/>
+      <w:lvlJc w:val="left"/>
+      <w:pPr>
+        <w:ind w:left="4320" w:hanging="360"/>
+      </w:pPr>
+    </w:lvl>
+    <w:lvl w:ilvl="6" w:tplc="4982802E">
+      <w:start w:val="1"/>
+      <w:numFmt w:val="bullet"/>
+      <w:lvlText w:val="●"/>
+      <w:lvlJc w:val="left"/>
+      <w:pPr>
+        <w:ind w:left="5040" w:hanging="360"/>
+      </w:pPr>
+    </w:lvl>
+    <w:lvl w:ilvl="7" w:tplc="F54CE6EE">
+      <w:start w:val="1"/>
+      <w:numFmt w:val="bullet"/>
+      <w:lvlText w:val="●"/>
+      <w:lvlJc w:val="left"/>
+      <w:pPr>
+        <w:ind w:left="5760" w:hanging="360"/>
+      </w:pPr>
+    </w:lvl>
+    <w:lvl w:ilvl="8" w:tplc="D1F09286">
+      <w:start w:val="1"/>
+      <w:numFmt w:val="bullet"/>
+      <w:lvlText w:val="●"/>
+      <w:lvlJc w:val="left"/>
+      <w:pPr>
+        <w:ind w:left="6480" w:hanging="360"/>
+      </w:pPr>
+    </w:lvl>
+  </w:abstractNum>
+  <w:abstractNum w:abstractNumId="1" w15:restartNumberingAfterBreak="0">
     <w:nsid w:val="78FE021D"/>
     <w:multiLevelType w:val="hybridMultilevel"/>
     <w:tmpl w:val="6CB84D64"/>
@@ -20402,6 +23150,12 @@
     </w:lvl>
   </w:abstractNum>
   <w:num w:numId="1">
+    <w:abstractNumId w:val="1"/>
+    <w:lvlOverride w:ilvl="0">
+      <w:startOverride w:val="1"/>
+    </w:lvlOverride>
+  </w:num>
+  <w:num w:numId="2">
     <w:abstractNumId w:val="0"/>
     <w:lvlOverride w:ilvl="0">
       <w:startOverride w:val="1"/>
